--- a/C_codespace/2 kurs/3-rd senester/Algorithms and Data Structure/Laboratory work/Laba #4/Vlad/БПИ24-02_Гордов_В_Лабораторная_работа_№4.docx
+++ b/C_codespace/2 kurs/3-rd senester/Algorithms and Data Structure/Laboratory work/Laba #4/Vlad/БПИ24-02_Гордов_В_Лабораторная_работа_№4.docx
@@ -1,6 +1,6 @@
 
 <file path=word/document.xml><?xml version="1.0" encoding="utf-8"?>
-<w:document xmlns:wpc="http://schemas.microsoft.com/office/word/2010/wordprocessingCanvas" xmlns:mc="http://schemas.openxmlformats.org/markup-compatibility/2006" xmlns:o="urn:schemas-microsoft-com:office:office" xmlns:r="http://schemas.openxmlformats.org/officeDocument/2006/relationships" xmlns:m="http://schemas.openxmlformats.org/officeDocument/2006/math" xmlns:v="urn:schemas-microsoft-com:vml" xmlns:wp14="http://schemas.microsoft.com/office/word/2010/wordprocessingDrawing" xmlns:wp="http://schemas.openxmlformats.org/drawingml/2006/wordprocessingDrawing" xmlns:w10="urn:schemas-microsoft-com:office:word" xmlns:w="http://schemas.openxmlformats.org/wordprocessingml/2006/main" xmlns:w14="http://schemas.microsoft.com/office/word/2010/wordml" xmlns:w15="http://schemas.microsoft.com/office/word/2012/wordml" xmlns:wpg="http://schemas.microsoft.com/office/word/2010/wordprocessingGroup" xmlns:wpi="http://schemas.microsoft.com/office/word/2010/wordprocessingInk" xmlns:wne="http://schemas.microsoft.com/office/word/2006/wordml" xmlns:wps="http://schemas.microsoft.com/office/word/2010/wordprocessingShape" mc:Ignorable="w14 w15 wp14">
+<w:document xmlns:wpc="http://schemas.microsoft.com/office/word/2010/wordprocessingCanvas" xmlns:cx="http://schemas.microsoft.com/office/drawing/2014/chartex" xmlns:cx1="http://schemas.microsoft.com/office/drawing/2015/9/8/chartex" xmlns:cx2="http://schemas.microsoft.com/office/drawing/2015/10/21/chartex" xmlns:cx3="http://schemas.microsoft.com/office/drawing/2016/5/9/chartex" xmlns:cx4="http://schemas.microsoft.com/office/drawing/2016/5/10/chartex" xmlns:cx5="http://schemas.microsoft.com/office/drawing/2016/5/11/chartex" xmlns:cx6="http://schemas.microsoft.com/office/drawing/2016/5/12/chartex" xmlns:cx7="http://schemas.microsoft.com/office/drawing/2016/5/13/chartex" xmlns:cx8="http://schemas.microsoft.com/office/drawing/2016/5/14/chartex" xmlns:mc="http://schemas.openxmlformats.org/markup-compatibility/2006" xmlns:aink="http://schemas.microsoft.com/office/drawing/2016/ink" xmlns:am3d="http://schemas.microsoft.com/office/drawing/2017/model3d" xmlns:o="urn:schemas-microsoft-com:office:office" xmlns:oel="http://schemas.microsoft.com/office/2019/extlst" xmlns:r="http://schemas.openxmlformats.org/officeDocument/2006/relationships" xmlns:m="http://schemas.openxmlformats.org/officeDocument/2006/math" xmlns:v="urn:schemas-microsoft-com:vml" xmlns:wp14="http://schemas.microsoft.com/office/word/2010/wordprocessingDrawing" xmlns:wp="http://schemas.openxmlformats.org/drawingml/2006/wordprocessingDrawing" xmlns:w10="urn:schemas-microsoft-com:office:word" xmlns:w="http://schemas.openxmlformats.org/wordprocessingml/2006/main" xmlns:w14="http://schemas.microsoft.com/office/word/2010/wordml" xmlns:w15="http://schemas.microsoft.com/office/word/2012/wordml" xmlns:w16cex="http://schemas.microsoft.com/office/word/2018/wordml/cex" xmlns:w16cid="http://schemas.microsoft.com/office/word/2016/wordml/cid" xmlns:w16="http://schemas.microsoft.com/office/word/2018/wordml" xmlns:w16du="http://schemas.microsoft.com/office/word/2023/wordml/word16du" xmlns:w16sdtdh="http://schemas.microsoft.com/office/word/2020/wordml/sdtdatahash" xmlns:w16sdtfl="http://schemas.microsoft.com/office/word/2024/wordml/sdtformatlock" xmlns:w16se="http://schemas.microsoft.com/office/word/2015/wordml/symex" xmlns:wpg="http://schemas.microsoft.com/office/word/2010/wordprocessingGroup" xmlns:wpi="http://schemas.microsoft.com/office/word/2010/wordprocessingInk" xmlns:wne="http://schemas.microsoft.com/office/word/2006/wordml" xmlns:wps="http://schemas.microsoft.com/office/word/2010/wordprocessingShape" mc:Ignorable="w14 w15 w16se w16cid w16 w16cex w16sdtdh w16sdtfl w16du wp14">
   <w:body>
     <w:p>
       <w:pPr>
@@ -1604,6 +1604,7 @@
       </w:pPr>
       <w:r>
         <w:rPr>
+          <w:noProof/>
           <w:lang w:val="en-US"/>
         </w:rPr>
         <w:drawing>
@@ -1798,6 +1799,9 @@
         <w:jc w:val="center"/>
       </w:pPr>
       <w:r>
+        <w:rPr>
+          <w:noProof/>
+        </w:rPr>
         <w:drawing>
           <wp:inline distT="0" distB="0" distL="0" distR="0" wp14:anchorId="08D78A86" wp14:editId="4FE9FACA">
             <wp:extent cx="3191320" cy="1076475"/>
@@ -2032,6 +2036,9 @@
       <w:bookmarkStart w:id="5" w:name="_Ref211041381"/>
       <w:bookmarkStart w:id="6" w:name="_Ref211076024"/>
       <w:r>
+        <w:rPr>
+          <w:noProof/>
+        </w:rPr>
         <w:lastRenderedPageBreak/>
         <w:drawing>
           <wp:inline distT="0" distB="0" distL="0" distR="0" wp14:anchorId="0AA0B420" wp14:editId="522ADA1C">
@@ -2114,6 +2121,9 @@
         <w:keepNext/>
       </w:pPr>
       <w:r>
+        <w:rPr>
+          <w:noProof/>
+        </w:rPr>
         <w:lastRenderedPageBreak/>
         <w:drawing>
           <wp:inline distT="0" distB="0" distL="0" distR="0" wp14:anchorId="03467003" wp14:editId="4043E1F4">
@@ -2199,6 +2209,9 @@
         <w:keepNext/>
       </w:pPr>
       <w:r>
+        <w:rPr>
+          <w:noProof/>
+        </w:rPr>
         <w:lastRenderedPageBreak/>
         <w:drawing>
           <wp:inline distT="0" distB="0" distL="0" distR="0" wp14:anchorId="11D25346" wp14:editId="35E8C351">
@@ -2284,6 +2297,9 @@
         <w:keepNext/>
       </w:pPr>
       <w:r>
+        <w:rPr>
+          <w:noProof/>
+        </w:rPr>
         <w:lastRenderedPageBreak/>
         <w:drawing>
           <wp:inline distT="0" distB="0" distL="0" distR="0" wp14:anchorId="6B5BCCD2" wp14:editId="3BCD86DB">
@@ -2367,6 +2383,9 @@
         <w:jc w:val="center"/>
       </w:pPr>
       <w:r>
+        <w:rPr>
+          <w:noProof/>
+        </w:rPr>
         <w:lastRenderedPageBreak/>
         <w:drawing>
           <wp:inline distT="0" distB="0" distL="0" distR="0" wp14:anchorId="352AC9D1" wp14:editId="458D3303">
@@ -2459,6 +2478,9 @@
         <w:jc w:val="center"/>
       </w:pPr>
       <w:r>
+        <w:rPr>
+          <w:noProof/>
+        </w:rPr>
         <w:lastRenderedPageBreak/>
         <w:drawing>
           <wp:inline distT="0" distB="0" distL="0" distR="0" wp14:anchorId="0B8FF8F6" wp14:editId="2D4EB030">
@@ -2575,10 +2597,7 @@
         <w:t>реализованы методы, отвечающие за взаимодействие пользователя с объектом бинарного дерева</w:t>
       </w:r>
       <w:r>
-        <w:t xml:space="preserve"> </w:t>
-      </w:r>
-      <w:r>
-        <w:t>(Рисунки 6-8)</w:t>
+        <w:t xml:space="preserve"> (Рисунки 6-8)</w:t>
       </w:r>
       <w:r>
         <w:t>.</w:t>
@@ -2675,6 +2694,9 @@
         <w:jc w:val="center"/>
       </w:pPr>
       <w:r>
+        <w:rPr>
+          <w:noProof/>
+        </w:rPr>
         <w:lastRenderedPageBreak/>
         <w:drawing>
           <wp:inline distT="0" distB="0" distL="0" distR="0" wp14:anchorId="6ED8917A" wp14:editId="0551D741">
@@ -2765,6 +2787,9 @@
         <w:jc w:val="center"/>
       </w:pPr>
       <w:r>
+        <w:rPr>
+          <w:noProof/>
+        </w:rPr>
         <w:lastRenderedPageBreak/>
         <w:drawing>
           <wp:inline distT="0" distB="0" distL="0" distR="0" wp14:anchorId="7ADBDE32" wp14:editId="5FE82D6E">
@@ -2888,6 +2913,9 @@
         <w:jc w:val="center"/>
       </w:pPr>
       <w:r>
+        <w:rPr>
+          <w:noProof/>
+        </w:rPr>
         <w:lastRenderedPageBreak/>
         <w:drawing>
           <wp:inline distT="0" distB="0" distL="0" distR="0" wp14:anchorId="03B585B2" wp14:editId="3B58DADD">
@@ -3047,6 +3075,9 @@
         <w:jc w:val="center"/>
       </w:pPr>
       <w:r>
+        <w:rPr>
+          <w:noProof/>
+        </w:rPr>
         <w:drawing>
           <wp:inline distT="0" distB="0" distL="0" distR="0" wp14:anchorId="09A50F31" wp14:editId="1C448134">
             <wp:extent cx="2962688" cy="1981477"/>
@@ -3138,6 +3169,9 @@
         <w:jc w:val="center"/>
       </w:pPr>
       <w:r>
+        <w:rPr>
+          <w:noProof/>
+        </w:rPr>
         <w:drawing>
           <wp:inline distT="0" distB="0" distL="0" distR="0" wp14:anchorId="56B98ECA" wp14:editId="27A7CA5A">
             <wp:extent cx="2648320" cy="743054"/>
@@ -3211,6 +3245,9 @@
         <w:jc w:val="center"/>
       </w:pPr>
       <w:r>
+        <w:rPr>
+          <w:noProof/>
+        </w:rPr>
         <w:lastRenderedPageBreak/>
         <w:drawing>
           <wp:inline distT="0" distB="0" distL="0" distR="0" wp14:anchorId="78467473" wp14:editId="67802343">
@@ -3275,13 +3312,7 @@
         <w:fldChar w:fldCharType="end"/>
       </w:r>
       <w:r>
-        <w:t xml:space="preserve"> </w:t>
-      </w:r>
-      <w:r>
-        <w:t xml:space="preserve">— Загрузка из файла — часть </w:t>
-      </w:r>
-      <w:r>
-        <w:t>2</w:t>
+        <w:t xml:space="preserve"> — Загрузка из файла — часть 2</w:t>
       </w:r>
     </w:p>
     <w:p>
@@ -3291,6 +3322,9 @@
         <w:jc w:val="center"/>
       </w:pPr>
       <w:r>
+        <w:rPr>
+          <w:noProof/>
+        </w:rPr>
         <w:drawing>
           <wp:inline distT="0" distB="0" distL="0" distR="0" wp14:anchorId="65AE5511" wp14:editId="6C024CDB">
             <wp:extent cx="3029373" cy="2724530"/>
@@ -3359,10 +3393,7 @@
         <w:t xml:space="preserve"> — </w:t>
       </w:r>
       <w:r>
-        <w:t xml:space="preserve">Загрузка из файла — часть </w:t>
-      </w:r>
-      <w:r>
-        <w:t>3</w:t>
+        <w:t>Загрузка из файла — часть 3</w:t>
       </w:r>
     </w:p>
     <w:p>
@@ -3451,6 +3482,9 @@
         <w:jc w:val="center"/>
       </w:pPr>
       <w:r>
+        <w:rPr>
+          <w:noProof/>
+        </w:rPr>
         <w:drawing>
           <wp:inline distT="0" distB="0" distL="0" distR="0" wp14:anchorId="6FD1B4CD" wp14:editId="5B11FE2E">
             <wp:extent cx="2981741" cy="1629002"/>
@@ -3678,6 +3712,9 @@
         <w:jc w:val="center"/>
       </w:pPr>
       <w:r>
+        <w:rPr>
+          <w:noProof/>
+        </w:rPr>
         <w:drawing>
           <wp:inline distT="0" distB="0" distL="0" distR="0" wp14:anchorId="0BD0C9C2" wp14:editId="63D8CCD3">
             <wp:extent cx="2572109" cy="1543265"/>
@@ -3770,6 +3807,9 @@
         <w:jc w:val="center"/>
       </w:pPr>
       <w:r>
+        <w:rPr>
+          <w:noProof/>
+        </w:rPr>
         <w:drawing>
           <wp:inline distT="0" distB="0" distL="0" distR="0" wp14:anchorId="25256980" wp14:editId="274D155D">
             <wp:extent cx="2981741" cy="2076740"/>
@@ -3851,6 +3891,9 @@
         <w:jc w:val="center"/>
       </w:pPr>
       <w:r>
+        <w:rPr>
+          <w:noProof/>
+        </w:rPr>
         <w:drawing>
           <wp:inline distT="0" distB="0" distL="0" distR="0" wp14:anchorId="51FEC509" wp14:editId="35D9D7AA">
             <wp:extent cx="2162477" cy="1419423"/>
@@ -3938,6 +3981,9 @@
         <w:jc w:val="center"/>
       </w:pPr>
       <w:r>
+        <w:rPr>
+          <w:noProof/>
+        </w:rPr>
         <w:drawing>
           <wp:inline distT="0" distB="0" distL="0" distR="0" wp14:anchorId="707B8262" wp14:editId="4D45D366">
             <wp:extent cx="2953162" cy="1933845"/>
@@ -4019,6 +4065,9 @@
         <w:jc w:val="center"/>
       </w:pPr>
       <w:r>
+        <w:rPr>
+          <w:noProof/>
+        </w:rPr>
         <w:lastRenderedPageBreak/>
         <w:drawing>
           <wp:inline distT="0" distB="0" distL="0" distR="0" wp14:anchorId="14B531DD" wp14:editId="0646B6BE">
@@ -4089,10 +4138,7 @@
         <w:t xml:space="preserve"> </w:t>
       </w:r>
       <w:r>
-        <w:t xml:space="preserve">Удаление узла из дерева — часть </w:t>
-      </w:r>
-      <w:r>
-        <w:t>2</w:t>
+        <w:t>Удаление узла из дерева — часть 2</w:t>
       </w:r>
     </w:p>
     <w:p>
@@ -4134,6 +4180,9 @@
         <w:jc w:val="center"/>
       </w:pPr>
       <w:r>
+        <w:rPr>
+          <w:noProof/>
+        </w:rPr>
         <w:drawing>
           <wp:inline distT="0" distB="0" distL="0" distR="0" wp14:anchorId="715C5DF4" wp14:editId="7F8D5C16">
             <wp:extent cx="3048425" cy="1771897"/>
@@ -4337,6 +4386,9 @@
         <w:jc w:val="center"/>
       </w:pPr>
       <w:r>
+        <w:rPr>
+          <w:noProof/>
+        </w:rPr>
         <w:drawing>
           <wp:inline distT="0" distB="0" distL="0" distR="0" wp14:anchorId="0AC973B8" wp14:editId="6D690227">
             <wp:extent cx="2715004" cy="724001"/>
@@ -4471,12 +4523,22 @@
           <w:b/>
           <w:bCs/>
         </w:rPr>
-        <w:t xml:space="preserve">Принцип и преимущество списковых структур. </w:t>
+        <w:t>Опишите общий принцип организации бинарного дерева поиска. В чем заключается преимущество подобной организации данных?</w:t>
+      </w:r>
+      <w:r>
+        <w:rPr>
+          <w:b/>
+          <w:bCs/>
+        </w:rPr>
+        <w:t xml:space="preserve"> </w:t>
       </w:r>
     </w:p>
     <w:p>
       <w:pPr>
         <w:ind w:left="360" w:firstLine="0"/>
+        <w:rPr>
+          <w:lang w:val="en-US"/>
+        </w:rPr>
       </w:pPr>
       <w:r>
         <w:rPr>
@@ -4488,28 +4550,84 @@
         <w:t>Принцип</w:t>
       </w:r>
       <w:r>
-        <w:t xml:space="preserve">: Элементы (узлы) хранят данные и ссылку на </w:t>
-      </w:r>
-      <w:r>
-        <w:t>соседние</w:t>
-      </w:r>
-      <w:r>
-        <w:t xml:space="preserve"> уз</w:t>
-      </w:r>
-      <w:r>
-        <w:t>лы</w:t>
-      </w:r>
-      <w:r>
-        <w:t>. Порядок</w:t>
-      </w:r>
-      <w:r>
-        <w:t xml:space="preserve"> в списке</w:t>
-      </w:r>
-      <w:r>
-        <w:t xml:space="preserve"> определяется ссылками</w:t>
-      </w:r>
-      <w:r>
-        <w:t xml:space="preserve"> между элементами.</w:t>
+        <w:t xml:space="preserve">: </w:t>
+      </w:r>
+      <w:r>
+        <w:t>Бинарное дерево поиска — это иерархическая структура данных, состоящая из узлов.</w:t>
+      </w:r>
+      <w:r>
+        <w:t xml:space="preserve"> </w:t>
+      </w:r>
+      <w:r>
+        <w:t>Каждый узел содержит:</w:t>
+      </w:r>
+    </w:p>
+    <w:p>
+      <w:pPr>
+        <w:pStyle w:val="a7"/>
+        <w:numPr>
+          <w:ilvl w:val="1"/>
+          <w:numId w:val="30"/>
+        </w:numPr>
+      </w:pPr>
+      <w:r>
+        <w:rPr>
+          <w:b/>
+          <w:bCs/>
+        </w:rPr>
+        <w:t>Ключ</w:t>
+      </w:r>
+      <w:r>
+        <w:t xml:space="preserve"> (значение).</w:t>
+      </w:r>
+    </w:p>
+    <w:p>
+      <w:pPr>
+        <w:pStyle w:val="a7"/>
+        <w:numPr>
+          <w:ilvl w:val="1"/>
+          <w:numId w:val="30"/>
+        </w:numPr>
+      </w:pPr>
+      <w:r>
+        <w:t xml:space="preserve">Указатель на </w:t>
+      </w:r>
+      <w:r>
+        <w:rPr>
+          <w:b/>
+          <w:bCs/>
+        </w:rPr>
+        <w:t>левое</w:t>
+      </w:r>
+      <w:r>
+        <w:t xml:space="preserve"> поддерево.</w:t>
+      </w:r>
+    </w:p>
+    <w:p>
+      <w:pPr>
+        <w:pStyle w:val="a7"/>
+        <w:numPr>
+          <w:ilvl w:val="1"/>
+          <w:numId w:val="30"/>
+        </w:numPr>
+      </w:pPr>
+      <w:r>
+        <w:t xml:space="preserve">Указатель на </w:t>
+      </w:r>
+      <w:r>
+        <w:rPr>
+          <w:b/>
+          <w:bCs/>
+        </w:rPr>
+        <w:t>правое</w:t>
+      </w:r>
+      <w:r>
+        <w:t xml:space="preserve"> поддерево.</w:t>
+      </w:r>
+    </w:p>
+    <w:p>
+      <w:r>
+        <w:t>При этом все ключи левого поддерева меньше данного ключа, а у правого — больше.</w:t>
       </w:r>
     </w:p>
     <w:p>
@@ -4526,10 +4644,65 @@
         <w:t>Преимущество</w:t>
       </w:r>
       <w:r>
-        <w:t xml:space="preserve">: </w:t>
-      </w:r>
-      <w:r>
-        <w:t>Вставка и удаление элементов не требует перемещения элементов в памяти (как в массиве), что обеспечивает быстродействие.</w:t>
+        <w:t>:</w:t>
+      </w:r>
+      <w:r>
+        <w:t xml:space="preserve"> поиск, вставка и удаление узлов выполняются относительно быстро, за время </w:t>
+      </w:r>
+      <w:r>
+        <w:rPr>
+          <w:b/>
+          <w:bCs/>
+          <w:lang w:val="en-US"/>
+        </w:rPr>
+        <w:t>O</w:t>
+      </w:r>
+      <w:r>
+        <w:rPr>
+          <w:b/>
+          <w:bCs/>
+        </w:rPr>
+        <w:t>(</w:t>
+      </w:r>
+      <w:r>
+        <w:rPr>
+          <w:b/>
+          <w:bCs/>
+          <w:lang w:val="en-US"/>
+        </w:rPr>
+        <w:t>h</w:t>
+      </w:r>
+      <w:r>
+        <w:rPr>
+          <w:b/>
+          <w:bCs/>
+        </w:rPr>
+        <w:t>)</w:t>
+      </w:r>
+      <w:r>
+        <w:t xml:space="preserve">, где </w:t>
+      </w:r>
+      <w:r>
+        <w:rPr>
+          <w:lang w:val="en-US"/>
+        </w:rPr>
+        <w:t>h</w:t>
+      </w:r>
+      <w:r>
+        <w:t xml:space="preserve"> </w:t>
+      </w:r>
+      <w:r>
+        <w:t xml:space="preserve">— </w:t>
+      </w:r>
+      <w:r>
+        <w:rPr>
+          <w:b/>
+          <w:bCs/>
+        </w:rPr>
+        <w:t>высота дерева</w:t>
+      </w:r>
+      <w:r>
+        <w:t>.</w:t>
       </w:r>
     </w:p>
     <w:p>
@@ -4549,7 +4722,7 @@
           <w:b/>
           <w:bCs/>
         </w:rPr>
-        <w:t>Добавление в односвязный список</w:t>
+        <w:t>Опишите алгоритм построения бинарного дерева поиска?</w:t>
       </w:r>
     </w:p>
     <w:p>
@@ -4557,35 +4730,27 @@
         <w:pStyle w:val="a7"/>
         <w:numPr>
           <w:ilvl w:val="0"/>
-          <w:numId w:val="17"/>
+          <w:numId w:val="31"/>
         </w:numPr>
       </w:pPr>
       <w:r>
-        <w:t xml:space="preserve">В начало: </w:t>
-      </w:r>
-      <w:r>
-        <w:t>н</w:t>
-      </w:r>
-      <w:r>
-        <w:t>овый</w:t>
-      </w:r>
-      <w:r>
-        <w:t>_</w:t>
-      </w:r>
-      <w:r>
-        <w:t>узел</w:t>
-      </w:r>
-      <w:r>
-        <w:t xml:space="preserve"> </w:t>
-      </w:r>
-      <w:r>
-        <w:t>-&gt;</w:t>
-      </w:r>
-      <w:r>
-        <w:t xml:space="preserve"> старая_</w:t>
-      </w:r>
-      <w:r>
-        <w:t>голова.</w:t>
+        <w:t xml:space="preserve">Создать пустое дерево (корень = </w:t>
+      </w:r>
+      <w:r>
+        <w:rPr>
+          <w:b/>
+          <w:bCs/>
+          <w:i/>
+          <w:iCs/>
+          <w:lang w:val="en-US"/>
+        </w:rPr>
+        <w:t>null</w:t>
+      </w:r>
+      <w:r>
+        <w:t>)</w:t>
+      </w:r>
+      <w:r>
+        <w:t>.</w:t>
       </w:r>
     </w:p>
     <w:p>
@@ -4593,32 +4758,11 @@
         <w:pStyle w:val="a7"/>
         <w:numPr>
           <w:ilvl w:val="0"/>
-          <w:numId w:val="17"/>
+          <w:numId w:val="31"/>
         </w:numPr>
       </w:pPr>
       <w:r>
-        <w:t xml:space="preserve">В конец: </w:t>
-      </w:r>
-      <w:r>
-        <w:t>старый_хвост</w:t>
-      </w:r>
-      <w:r>
-        <w:t xml:space="preserve"> </w:t>
-      </w:r>
-      <w:r>
-        <w:t>-&gt;</w:t>
-      </w:r>
-      <w:r>
-        <w:t xml:space="preserve"> </w:t>
-      </w:r>
-      <w:r>
-        <w:t>новы</w:t>
-      </w:r>
-      <w:r>
-        <w:t>й</w:t>
-      </w:r>
-      <w:r>
-        <w:t>_узел</w:t>
+        <w:t>Получить элемент входящей последовательности</w:t>
       </w:r>
       <w:r>
         <w:t>.</w:t>
@@ -4629,41 +4773,60 @@
         <w:pStyle w:val="a7"/>
         <w:numPr>
           <w:ilvl w:val="0"/>
-          <w:numId w:val="17"/>
+          <w:numId w:val="31"/>
         </w:numPr>
       </w:pPr>
       <w:r>
-        <w:t xml:space="preserve">В середину: </w:t>
-      </w:r>
-      <w:r>
-        <w:t>п</w:t>
-      </w:r>
-      <w:r>
-        <w:t>редыдущий</w:t>
-      </w:r>
-      <w:r>
-        <w:t>_</w:t>
-      </w:r>
-      <w:r>
-        <w:t>узел</w:t>
-      </w:r>
-      <w:r>
-        <w:t xml:space="preserve"> </w:t>
-      </w:r>
-      <w:r>
-        <w:t>-&gt;</w:t>
-      </w:r>
-      <w:r>
-        <w:t xml:space="preserve"> новый_узел -</w:t>
-      </w:r>
-      <w:r>
-        <w:t>&gt;</w:t>
-      </w:r>
-      <w:r>
-        <w:t xml:space="preserve"> следующий узел</w:t>
-      </w:r>
-      <w:r>
-        <w:t>.</w:t>
+        <w:t>Если дерево пустое, назначить данный элемент корнем дерева.</w:t>
+      </w:r>
+    </w:p>
+    <w:p>
+      <w:pPr>
+        <w:pStyle w:val="a7"/>
+        <w:numPr>
+          <w:ilvl w:val="0"/>
+          <w:numId w:val="31"/>
+        </w:numPr>
+      </w:pPr>
+      <w:r>
+        <w:t xml:space="preserve">Если дерево не пустое, рекурсивно спускаться по дереву от корня до конечного места для вставки (равному </w:t>
+      </w:r>
+      <w:r>
+        <w:rPr>
+          <w:b/>
+          <w:bCs/>
+          <w:i/>
+          <w:iCs/>
+          <w:lang w:val="en-US"/>
+        </w:rPr>
+        <w:t>null</w:t>
+      </w:r>
+      <w:r>
+        <w:t>), выбирая между поддеревьями узлов по их значению относительно данного узла.</w:t>
+      </w:r>
+    </w:p>
+    <w:p>
+      <w:pPr>
+        <w:pStyle w:val="a7"/>
+        <w:numPr>
+          <w:ilvl w:val="0"/>
+          <w:numId w:val="31"/>
+        </w:numPr>
+      </w:pPr>
+      <w:r>
+        <w:t>Вставить входящий элемент на выбранную позицию (создать новый узел).</w:t>
+      </w:r>
+    </w:p>
+    <w:p>
+      <w:pPr>
+        <w:pStyle w:val="a7"/>
+        <w:numPr>
+          <w:ilvl w:val="0"/>
+          <w:numId w:val="31"/>
+        </w:numPr>
+      </w:pPr>
+      <w:r>
+        <w:t>Повторить шаги 2-5 для всех остальных элементов последовательности.</w:t>
       </w:r>
     </w:p>
     <w:p>
@@ -4683,7 +4846,7 @@
           <w:b/>
           <w:bCs/>
         </w:rPr>
-        <w:t>Удаление из односвязного списка</w:t>
+        <w:t>Как выполняется поиск данных в бинарном дереве?</w:t>
       </w:r>
     </w:p>
     <w:p>
@@ -4691,29 +4854,14 @@
         <w:pStyle w:val="a7"/>
         <w:numPr>
           <w:ilvl w:val="0"/>
-          <w:numId w:val="18"/>
+          <w:numId w:val="32"/>
         </w:numPr>
       </w:pPr>
       <w:r>
-        <w:t xml:space="preserve">Из начала: </w:t>
-      </w:r>
-      <w:r>
-        <w:rPr>
-          <w:lang w:val="en-US"/>
-        </w:rPr>
-        <w:t>null</w:t>
-      </w:r>
-      <w:r>
-        <w:t xml:space="preserve"> </w:t>
-      </w:r>
-      <w:r>
-        <w:t>-</w:t>
-      </w:r>
-      <w:r>
-        <w:t xml:space="preserve">&gt; </w:t>
-      </w:r>
-      <w:r>
-        <w:t>новая_голова</w:t>
+        <w:t>Начинаем цикл поиска с корневого узла</w:t>
+      </w:r>
+      <w:r>
+        <w:t>.</w:t>
       </w:r>
     </w:p>
     <w:p>
@@ -4721,26 +4869,14 @@
         <w:pStyle w:val="a7"/>
         <w:numPr>
           <w:ilvl w:val="0"/>
-          <w:numId w:val="18"/>
+          <w:numId w:val="32"/>
         </w:numPr>
       </w:pPr>
       <w:r>
-        <w:t>Из конца:</w:t>
-      </w:r>
-      <w:r>
-        <w:t xml:space="preserve"> </w:t>
-      </w:r>
-      <w:r>
-        <w:t>новый_хвост -</w:t>
-      </w:r>
-      <w:r>
-        <w:t xml:space="preserve">&gt; </w:t>
-      </w:r>
-      <w:r>
-        <w:rPr>
-          <w:lang w:val="en-US"/>
-        </w:rPr>
-        <w:t>null</w:t>
+        <w:t>Сравниваем искомый ключ с ключом текущего узла</w:t>
+      </w:r>
+      <w:r>
+        <w:t>.</w:t>
       </w:r>
     </w:p>
     <w:p>
@@ -4748,20 +4884,58 @@
         <w:pStyle w:val="a7"/>
         <w:numPr>
           <w:ilvl w:val="0"/>
-          <w:numId w:val="18"/>
+          <w:numId w:val="32"/>
         </w:numPr>
       </w:pPr>
       <w:r>
-        <w:t>Из середины:</w:t>
-      </w:r>
-      <w:r>
-        <w:t xml:space="preserve"> предыдущий_узел -</w:t>
-      </w:r>
-      <w:r>
-        <w:t>&gt;</w:t>
-      </w:r>
-      <w:r>
-        <w:t xml:space="preserve"> следующий_узел</w:t>
+        <w:t>Если ключ совпал, элемент найден, поиск завершён.</w:t>
+      </w:r>
+    </w:p>
+    <w:p>
+      <w:pPr>
+        <w:pStyle w:val="a7"/>
+        <w:numPr>
+          <w:ilvl w:val="0"/>
+          <w:numId w:val="32"/>
+        </w:numPr>
+      </w:pPr>
+      <w:r>
+        <w:t>Если ключ не совпал, идём дальше по поддеревьям, в зависимости от разницы текущего ключа и искомого</w:t>
+      </w:r>
+      <w:r>
+        <w:t>.</w:t>
+      </w:r>
+    </w:p>
+    <w:p>
+      <w:pPr>
+        <w:pStyle w:val="a7"/>
+        <w:numPr>
+          <w:ilvl w:val="0"/>
+          <w:numId w:val="32"/>
+        </w:numPr>
+      </w:pPr>
+      <w:r>
+        <w:t xml:space="preserve">Повторяем шаги 2-4, пока не уткнёмся в узел = </w:t>
+      </w:r>
+      <w:r>
+        <w:rPr>
+          <w:b/>
+          <w:bCs/>
+          <w:i/>
+          <w:iCs/>
+          <w:lang w:val="en-US"/>
+        </w:rPr>
+        <w:t>null</w:t>
+      </w:r>
+      <w:r>
+        <w:rPr>
+          <w:i/>
+          <w:iCs/>
+        </w:rPr>
+        <w:t xml:space="preserve">, </w:t>
+      </w:r>
+      <w:r>
+        <w:t>т.е. данный ключ в дереве отсутствует.</w:t>
       </w:r>
     </w:p>
     <w:p>
@@ -4781,59 +4955,107 @@
           <w:b/>
           <w:bCs/>
         </w:rPr>
-        <w:t>Стек на односвязном списке</w:t>
-      </w:r>
-    </w:p>
-    <w:p>
-      <w:pPr>
-        <w:ind w:left="360" w:firstLine="0"/>
-      </w:pPr>
+        <w:t>Опишите алгоритм удаления узла из бинарного дерева.</w:t>
+      </w:r>
+    </w:p>
+    <w:p>
+      <w:pPr>
+        <w:pStyle w:val="a7"/>
+        <w:numPr>
+          <w:ilvl w:val="0"/>
+          <w:numId w:val="33"/>
+        </w:numPr>
+      </w:pPr>
+      <w:r>
+        <w:t>Найти узел нужный узел с помощью алгоритма поиска</w:t>
+      </w:r>
+      <w:r>
+        <w:t>.</w:t>
+      </w:r>
+    </w:p>
+    <w:p>
+      <w:pPr>
+        <w:pStyle w:val="a7"/>
+        <w:numPr>
+          <w:ilvl w:val="0"/>
+          <w:numId w:val="33"/>
+        </w:numPr>
+      </w:pPr>
+      <w:r>
+        <w:t>Если узел не найден, завершить алгоритм удаления</w:t>
+      </w:r>
+      <w:r>
+        <w:t>.</w:t>
+      </w:r>
+    </w:p>
+    <w:p>
+      <w:pPr>
+        <w:pStyle w:val="a7"/>
+        <w:numPr>
+          <w:ilvl w:val="0"/>
+          <w:numId w:val="33"/>
+        </w:numPr>
+      </w:pPr>
+      <w:r>
+        <w:t>Если узел найден</w:t>
+      </w:r>
+      <w:r>
+        <w:t>, выбираем случай для удаления</w:t>
+      </w:r>
+      <w:r>
+        <w:t>.</w:t>
+      </w:r>
+    </w:p>
+    <w:p>
+      <w:pPr>
+        <w:pStyle w:val="a7"/>
+        <w:numPr>
+          <w:ilvl w:val="0"/>
+          <w:numId w:val="33"/>
+        </w:numPr>
+      </w:pPr>
+      <w:r>
+        <w:t>Узел — это</w:t>
+      </w:r>
+      <w:r>
+        <w:t xml:space="preserve"> лист (без потомков): указатель родителя на </w:t>
+      </w:r>
       <w:r>
         <w:rPr>
           <w:b/>
           <w:bCs/>
           <w:i/>
           <w:iCs/>
-        </w:rPr>
-        <w:t>Принцип</w:t>
-      </w:r>
-      <w:r>
-        <w:t>: Все операции (добавление и удаление) происходят только в начале списка (в "голове").</w:t>
-      </w:r>
-      <w:r>
-        <w:t xml:space="preserve"> </w:t>
-      </w:r>
-    </w:p>
-    <w:p>
-      <w:pPr>
-        <w:ind w:left="360" w:firstLine="0"/>
-      </w:pPr>
-      <w:r>
-        <w:rPr>
-          <w:b/>
-          <w:bCs/>
-          <w:i/>
-          <w:iCs/>
-        </w:rPr>
-        <w:t>Дисциплина</w:t>
-      </w:r>
-      <w:r>
-        <w:rPr>
-          <w:b/>
-          <w:bCs/>
-          <w:i/>
-          <w:iCs/>
-        </w:rPr>
-        <w:t xml:space="preserve"> обслуживания</w:t>
-      </w:r>
-      <w:r>
-        <w:t xml:space="preserve">: LIFO (Last-In, First-Out) — </w:t>
-      </w:r>
-      <w:r>
-        <w:t>элемент, добавленный последним, будет удален первым</w:t>
+          <w:lang w:val="en-US"/>
+        </w:rPr>
+        <w:t>nullptr</w:t>
       </w:r>
       <w:r>
         <w:t>.</w:t>
+      </w:r>
+    </w:p>
+    <w:p>
+      <w:pPr>
+        <w:pStyle w:val="a7"/>
+        <w:numPr>
+          <w:ilvl w:val="0"/>
+          <w:numId w:val="33"/>
+        </w:numPr>
+      </w:pPr>
+      <w:r>
+        <w:t>Узел имеет одного потомка: указатель родителя на потомка заменяется теперь указывает на потомка текущего узла.</w:t>
+      </w:r>
+    </w:p>
+    <w:p>
+      <w:pPr>
+        <w:pStyle w:val="a7"/>
+        <w:numPr>
+          <w:ilvl w:val="0"/>
+          <w:numId w:val="33"/>
+        </w:numPr>
+      </w:pPr>
+      <w:r>
+        <w:t>Узел имеет двух потомков: находим минимальный элемент в правом поддереве или максимальный в левом для данного узла; скопировать значение выбранного элемента в удаляемый узел; удалить сам узел с минимальным значением (он будет иметь не более 1 потомка, поэтому применяем шаги 4 или 5).</w:t>
       </w:r>
     </w:p>
     <w:p>
@@ -4853,63 +5075,79 @@
           <w:b/>
           <w:bCs/>
         </w:rPr>
-        <w:t>Очередь на односвязном списке</w:t>
-      </w:r>
-    </w:p>
-    <w:p>
-      <w:pPr>
-        <w:ind w:left="360" w:firstLine="0"/>
-      </w:pPr>
-      <w:r>
+        <w:lastRenderedPageBreak/>
+        <w:t>Перечислите и охарактеризуйте различные способы обхода бинарного дерева.</w:t>
+      </w:r>
+    </w:p>
+    <w:p>
+      <w:pPr>
+        <w:pStyle w:val="a7"/>
+        <w:numPr>
+          <w:ilvl w:val="1"/>
+          <w:numId w:val="16"/>
+        </w:numPr>
         <w:rPr>
           <w:b/>
           <w:bCs/>
-          <w:i/>
-          <w:iCs/>
-        </w:rPr>
-        <w:t>Принцип</w:t>
-      </w:r>
-      <w:r>
-        <w:t>: Добавление происходит в конец списка ("хвост"), а удаление — из начала ("головы").</w:t>
-      </w:r>
-    </w:p>
-    <w:p>
-      <w:pPr>
-        <w:ind w:left="360" w:firstLine="0"/>
+        </w:rPr>
       </w:pPr>
       <w:r>
         <w:rPr>
           <w:b/>
           <w:bCs/>
-          <w:i/>
-          <w:iCs/>
-        </w:rPr>
-        <w:t>Дисциплина</w:t>
-      </w:r>
-      <w:r>
+        </w:rPr>
+        <w:t xml:space="preserve">Прямой (префиксный): </w:t>
+      </w:r>
+      <w:r>
+        <w:t>Корень -&gt; Левое поддерево -&gt; Правое поддерево.</w:t>
+      </w:r>
+      <w:r>
+        <w:t xml:space="preserve"> Полезно для создания копии дерева.</w:t>
+      </w:r>
+    </w:p>
+    <w:p>
+      <w:pPr>
+        <w:pStyle w:val="a7"/>
+        <w:numPr>
+          <w:ilvl w:val="1"/>
+          <w:numId w:val="16"/>
+        </w:numPr>
         <w:rPr>
           <w:b/>
           <w:bCs/>
-          <w:i/>
-          <w:iCs/>
-        </w:rPr>
-        <w:t xml:space="preserve"> обслуживания</w:t>
-      </w:r>
-      <w:r>
-        <w:t xml:space="preserve">: FIFO (First-In, First-Out) — </w:t>
-      </w:r>
-      <w:r>
-        <w:t>элемент, добавленный первым, будет удален первым</w:t>
-      </w:r>
-      <w:r>
-        <w:t>.</w:t>
+        </w:rPr>
+      </w:pPr>
+      <w:r>
+        <w:rPr>
+          <w:b/>
+          <w:bCs/>
+        </w:rPr>
+        <w:t>Обратный (инфиксный):</w:t>
+      </w:r>
+      <w:r>
+        <w:t xml:space="preserve"> </w:t>
+      </w:r>
+      <w:r>
+        <w:t>Левое поддерево -&gt; Корень -&gt; Правое поддерево.</w:t>
+      </w:r>
+      <w:r>
+        <w:t xml:space="preserve"> Для </w:t>
+      </w:r>
+      <w:r>
+        <w:rPr>
+          <w:lang w:val="en-US"/>
+        </w:rPr>
+        <w:t xml:space="preserve">BST </w:t>
+      </w:r>
+      <w:r>
+        <w:t>всегда выдаёт элементы в отсортированном порядке.</w:t>
       </w:r>
     </w:p>
     <w:p>
       <w:pPr>
         <w:pStyle w:val="a7"/>
         <w:numPr>
-          <w:ilvl w:val="0"/>
+          <w:ilvl w:val="1"/>
           <w:numId w:val="16"/>
         </w:numPr>
         <w:rPr>
@@ -4922,520 +5160,16 @@
           <w:b/>
           <w:bCs/>
         </w:rPr>
-        <w:t>Отличие двусвязного списка от односвязного</w:t>
-      </w:r>
-    </w:p>
-    <w:p>
-      <w:pPr>
-        <w:pStyle w:val="a7"/>
-        <w:numPr>
-          <w:ilvl w:val="0"/>
-          <w:numId w:val="19"/>
-        </w:numPr>
-      </w:pPr>
-      <w:r>
-        <w:rPr>
-          <w:b/>
-          <w:bCs/>
-          <w:i/>
-          <w:iCs/>
-        </w:rPr>
-        <w:t>Односвязный список</w:t>
-      </w:r>
-      <w:r>
-        <w:t>: каждый узел содержит ссылку только на следующий узел. Движение по списку возможно только от начала к концу.</w:t>
-      </w:r>
-    </w:p>
-    <w:p>
-      <w:pPr>
-        <w:pStyle w:val="a7"/>
-        <w:numPr>
-          <w:ilvl w:val="0"/>
-          <w:numId w:val="19"/>
-        </w:numPr>
-      </w:pPr>
-      <w:r>
-        <w:rPr>
-          <w:b/>
-          <w:bCs/>
-          <w:i/>
-          <w:iCs/>
-        </w:rPr>
-        <w:t>Двусвязный список</w:t>
-      </w:r>
-      <w:r>
-        <w:t>: каждый узел содержит ссылку на следующий узел и предыдущий узлы. Движение по списку возможно как от начала к концу, так и от конца к началу.</w:t>
-      </w:r>
-    </w:p>
-    <w:p>
-      <w:pPr>
-        <w:ind w:left="360" w:firstLine="0"/>
-      </w:pPr>
-      <w:r>
-        <w:t>Это делает двусвязный список более гибким для операций, но затрачивает больше памяти за счёт хранения дополнительного указателя.</w:t>
-      </w:r>
-    </w:p>
-    <w:p>
-      <w:pPr>
-        <w:pStyle w:val="a7"/>
-        <w:numPr>
-          <w:ilvl w:val="0"/>
-          <w:numId w:val="16"/>
-        </w:numPr>
-        <w:rPr>
-          <w:b/>
-          <w:bCs/>
-        </w:rPr>
-      </w:pPr>
-      <w:r>
-        <w:rPr>
-          <w:b/>
-          <w:bCs/>
-        </w:rPr>
-        <w:t>Добавление в двусвязный список</w:t>
-      </w:r>
-    </w:p>
-    <w:p>
-      <w:pPr>
-        <w:pStyle w:val="a7"/>
-        <w:numPr>
-          <w:ilvl w:val="0"/>
-          <w:numId w:val="20"/>
-        </w:numPr>
-      </w:pPr>
-      <w:r>
-        <w:t>В начало: null &lt;</w:t>
-      </w:r>
-      <w:r>
-        <w:t xml:space="preserve">- новый_узел </w:t>
-      </w:r>
-      <w:r>
-        <w:t xml:space="preserve">&lt;-&gt; </w:t>
-      </w:r>
-      <w:r>
-        <w:t>старая_голова</w:t>
-      </w:r>
-      <w:r>
-        <w:t>.</w:t>
-      </w:r>
-    </w:p>
-    <w:p>
-      <w:pPr>
-        <w:pStyle w:val="a7"/>
-        <w:numPr>
-          <w:ilvl w:val="0"/>
-          <w:numId w:val="20"/>
-        </w:numPr>
-      </w:pPr>
-      <w:r>
-        <w:t xml:space="preserve">В конец:  </w:t>
-      </w:r>
-      <w:r>
-        <w:t xml:space="preserve">старый_хвост </w:t>
-      </w:r>
-      <w:r>
-        <w:t xml:space="preserve">&lt;-&gt; </w:t>
-      </w:r>
-      <w:r>
-        <w:t>новый_узел</w:t>
-      </w:r>
-      <w:r>
-        <w:t xml:space="preserve"> -&gt; null.</w:t>
-      </w:r>
-    </w:p>
-    <w:p>
-      <w:pPr>
-        <w:pStyle w:val="a7"/>
-        <w:numPr>
-          <w:ilvl w:val="0"/>
-          <w:numId w:val="20"/>
-        </w:numPr>
-      </w:pPr>
-      <w:r>
-        <w:t xml:space="preserve">В середину: </w:t>
-      </w:r>
-      <w:bookmarkStart w:id="14" w:name="_Hlk213490719"/>
-      <w:r>
-        <w:t>предыдущий_узел</w:t>
-      </w:r>
-      <w:r>
-        <w:t xml:space="preserve"> &lt;-&gt; </w:t>
-      </w:r>
-      <w:r>
-        <w:t>новый_узел</w:t>
-      </w:r>
-      <w:r>
-        <w:t xml:space="preserve"> &lt;-&gt; </w:t>
-      </w:r>
-      <w:r>
-        <w:t>следующий_узел</w:t>
-      </w:r>
-      <w:bookmarkEnd w:id="14"/>
-      <w:r>
-        <w:t>.</w:t>
-      </w:r>
-    </w:p>
-    <w:p>
-      <w:pPr>
-        <w:pStyle w:val="a7"/>
-        <w:numPr>
-          <w:ilvl w:val="0"/>
-          <w:numId w:val="16"/>
-        </w:numPr>
-        <w:rPr>
-          <w:b/>
-          <w:bCs/>
-        </w:rPr>
-      </w:pPr>
-      <w:r>
-        <w:rPr>
-          <w:b/>
-          <w:bCs/>
-        </w:rPr>
-        <w:t>Удаление из двусвязного списка</w:t>
-      </w:r>
-    </w:p>
-    <w:p>
-      <w:pPr>
-        <w:numPr>
-          <w:ilvl w:val="0"/>
-          <w:numId w:val="21"/>
-        </w:numPr>
-      </w:pPr>
-      <w:r>
-        <w:t>Из начала:</w:t>
+        <w:t>Концевой (постфиксный):</w:t>
       </w:r>
       <w:r>
         <w:t xml:space="preserve"> </w:t>
       </w:r>
       <w:r>
-        <w:rPr>
-          <w:lang w:val="en-US"/>
-        </w:rPr>
-        <w:t>n</w:t>
-      </w:r>
-      <w:r>
-        <w:rPr>
-          <w:lang w:val="en-US"/>
-        </w:rPr>
-        <w:t>ull</w:t>
-      </w:r>
-      <w:r>
-        <w:t xml:space="preserve"> &lt;- </w:t>
-      </w:r>
-      <w:r>
-        <w:t>новая_голова</w:t>
-      </w:r>
-    </w:p>
-    <w:p>
-      <w:pPr>
-        <w:numPr>
-          <w:ilvl w:val="0"/>
-          <w:numId w:val="21"/>
-        </w:numPr>
-      </w:pPr>
-      <w:r>
-        <w:t xml:space="preserve">Из конца: </w:t>
-      </w:r>
-      <w:r>
-        <w:t>новый_хвост -</w:t>
-      </w:r>
-      <w:r>
-        <w:t xml:space="preserve">&gt; </w:t>
-      </w:r>
-      <w:r>
-        <w:rPr>
-          <w:lang w:val="en-US"/>
-        </w:rPr>
-        <w:t>null</w:t>
-      </w:r>
-    </w:p>
-    <w:p>
-      <w:pPr>
-        <w:numPr>
-          <w:ilvl w:val="0"/>
-          <w:numId w:val="21"/>
-        </w:numPr>
-      </w:pPr>
-      <w:r>
-        <w:t>Из середины:</w:t>
-      </w:r>
-      <w:r>
-        <w:t xml:space="preserve"> предыдущий_узел</w:t>
-      </w:r>
-      <w:r>
-        <w:t xml:space="preserve"> &lt;-&gt; </w:t>
-      </w:r>
-      <w:r>
-        <w:t>следующий_узел</w:t>
-      </w:r>
-    </w:p>
-    <w:p>
-      <w:pPr>
-        <w:spacing w:after="160" w:line="278" w:lineRule="auto"/>
-        <w:ind w:firstLine="0"/>
-        <w:jc w:val="left"/>
-      </w:pPr>
-      <w:r>
-        <w:br w:type="page"/>
-      </w:r>
-    </w:p>
-    <w:p>
-      <w:pPr>
-        <w:pStyle w:val="a7"/>
-        <w:numPr>
-          <w:ilvl w:val="0"/>
-          <w:numId w:val="16"/>
-        </w:numPr>
-        <w:rPr>
-          <w:b/>
-          <w:bCs/>
-        </w:rPr>
-      </w:pPr>
-      <w:r>
-        <w:rPr>
-          <w:b/>
-          <w:bCs/>
-        </w:rPr>
-        <w:lastRenderedPageBreak/>
-        <w:t>Фрагменты кода для прохода по двусвязному списку</w:t>
-      </w:r>
-    </w:p>
-    <w:p>
-      <w:pPr>
-        <w:pStyle w:val="a7"/>
-        <w:ind w:firstLine="0"/>
-        <w:rPr>
-          <w:b/>
-          <w:bCs/>
-        </w:rPr>
-      </w:pPr>
-      <w:r>
-        <w:rPr>
-          <w:b/>
-          <w:bCs/>
-          <w:noProof/>
-          <w:lang w:eastAsia="ru-RU"/>
-        </w:rPr>
-        <w:drawing>
-          <wp:inline distT="0" distB="0" distL="0" distR="0" wp14:anchorId="021ACF77" wp14:editId="257FD231">
-            <wp:extent cx="4762500" cy="2408621"/>
-            <wp:effectExtent l="0" t="0" r="0" b="0"/>
-            <wp:docPr id="224835014" name="Рисунок 1"/>
-            <wp:cNvGraphicFramePr>
-              <a:graphicFrameLocks xmlns:a="http://schemas.openxmlformats.org/drawingml/2006/main" noChangeAspect="1"/>
-            </wp:cNvGraphicFramePr>
-            <a:graphic xmlns:a="http://schemas.openxmlformats.org/drawingml/2006/main">
-              <a:graphicData uri="http://schemas.openxmlformats.org/drawingml/2006/picture">
-                <pic:pic xmlns:pic="http://schemas.openxmlformats.org/drawingml/2006/picture">
-                  <pic:nvPicPr>
-                    <pic:cNvPr id="224835014" name=""/>
-                    <pic:cNvPicPr/>
-                  </pic:nvPicPr>
-                  <pic:blipFill>
-                    <a:blip r:embed="rId36"/>
-                    <a:stretch>
-                      <a:fillRect/>
-                    </a:stretch>
-                  </pic:blipFill>
-                  <pic:spPr>
-                    <a:xfrm>
-                      <a:off x="0" y="0"/>
-                      <a:ext cx="4772371" cy="2413613"/>
-                    </a:xfrm>
-                    <a:prstGeom prst="rect">
-                      <a:avLst/>
-                    </a:prstGeom>
-                  </pic:spPr>
-                </pic:pic>
-              </a:graphicData>
-            </a:graphic>
-          </wp:inline>
-        </w:drawing>
-      </w:r>
-    </w:p>
-    <w:p>
-      <w:pPr>
-        <w:pStyle w:val="a7"/>
-        <w:numPr>
-          <w:ilvl w:val="0"/>
-          <w:numId w:val="16"/>
-        </w:numPr>
-        <w:rPr>
-          <w:b/>
-          <w:bCs/>
-        </w:rPr>
-      </w:pPr>
-      <w:r>
-        <w:rPr>
-          <w:b/>
-          <w:bCs/>
-        </w:rPr>
-        <w:t xml:space="preserve"> </w:t>
-      </w:r>
-      <w:r>
-        <w:rPr>
-          <w:b/>
-          <w:bCs/>
-        </w:rPr>
-        <w:t>Дек (двусторонняя очередь) на двусвязном списке</w:t>
-      </w:r>
-    </w:p>
-    <w:p>
-      <w:pPr>
-        <w:ind w:left="360" w:firstLine="0"/>
-      </w:pPr>
-      <w:r>
-        <w:rPr>
-          <w:b/>
-          <w:bCs/>
-          <w:i/>
-          <w:iCs/>
-        </w:rPr>
-        <w:t>Принцип</w:t>
-      </w:r>
-      <w:r>
-        <w:t>: Структура данных, позволяющая добавлять и удалять элементы с обоих концов (из начала и из конца</w:t>
-      </w:r>
-      <w:r>
-        <w:t>) за счёт наличия ссылок на предыдущий и следующий узлы</w:t>
-      </w:r>
-      <w:r>
-        <w:t>.</w:t>
-      </w:r>
-    </w:p>
-    <w:p>
-      <w:pPr>
-        <w:ind w:left="360" w:firstLine="0"/>
-      </w:pPr>
-      <w:r>
-        <w:rPr>
-          <w:b/>
-          <w:bCs/>
-          <w:i/>
-          <w:iCs/>
-        </w:rPr>
-        <w:t>Дисциплина обслуживания</w:t>
-      </w:r>
-      <w:r>
-        <w:t xml:space="preserve">: Дек является гибридной структурой, сочетающей в себе свойства стека и очереди. Он поддерживает </w:t>
-      </w:r>
-      <w:r>
-        <w:t>дисциплины</w:t>
-      </w:r>
-      <w:r>
-        <w:t xml:space="preserve"> </w:t>
-      </w:r>
-      <w:r>
-        <w:rPr>
-          <w:lang w:val="en-US"/>
-        </w:rPr>
-        <w:t>LIFO</w:t>
-      </w:r>
-      <w:r>
-        <w:t xml:space="preserve"> (</w:t>
-      </w:r>
-      <w:r>
-        <w:rPr>
-          <w:lang w:val="en-US"/>
-        </w:rPr>
-        <w:t>Last</w:t>
-      </w:r>
-      <w:r>
-        <w:t xml:space="preserve"> </w:t>
-      </w:r>
-      <w:r>
-        <w:rPr>
-          <w:lang w:val="en-US"/>
-        </w:rPr>
-        <w:t>In</w:t>
-      </w:r>
-      <w:r>
-        <w:t xml:space="preserve">, </w:t>
-      </w:r>
-      <w:r>
-        <w:rPr>
-          <w:lang w:val="en-US"/>
-        </w:rPr>
-        <w:t>First</w:t>
-      </w:r>
-      <w:r>
-        <w:t xml:space="preserve"> </w:t>
-      </w:r>
-      <w:r>
-        <w:rPr>
-          <w:lang w:val="en-US"/>
-        </w:rPr>
-        <w:t>Out</w:t>
-      </w:r>
-      <w:r>
-        <w:t xml:space="preserve">), </w:t>
-      </w:r>
-      <w:r>
-        <w:rPr>
-          <w:lang w:val="en-US"/>
-        </w:rPr>
-        <w:t>FIFO</w:t>
-      </w:r>
-      <w:r>
-        <w:t xml:space="preserve"> (</w:t>
-      </w:r>
-      <w:r>
-        <w:rPr>
-          <w:lang w:val="en-US"/>
-        </w:rPr>
-        <w:t>First</w:t>
-      </w:r>
-      <w:r>
-        <w:t xml:space="preserve"> </w:t>
-      </w:r>
-      <w:r>
-        <w:rPr>
-          <w:lang w:val="en-US"/>
-        </w:rPr>
-        <w:t>In</w:t>
-      </w:r>
-      <w:r>
-        <w:t xml:space="preserve">, </w:t>
-      </w:r>
-      <w:r>
-        <w:rPr>
-          <w:lang w:val="en-US"/>
-        </w:rPr>
-        <w:t>First</w:t>
-      </w:r>
-      <w:r>
-        <w:t xml:space="preserve"> </w:t>
-      </w:r>
-      <w:r>
-        <w:rPr>
-          <w:lang w:val="en-US"/>
-        </w:rPr>
-        <w:t>Out</w:t>
-      </w:r>
-      <w:r>
-        <w:t xml:space="preserve">), </w:t>
-      </w:r>
-      <w:r>
-        <w:t>то</w:t>
-      </w:r>
-      <w:r>
-        <w:t xml:space="preserve"> </w:t>
-      </w:r>
-      <w:r>
-        <w:t>есть</w:t>
-      </w:r>
-      <w:r>
-        <w:t xml:space="preserve"> </w:t>
-      </w:r>
-      <w:r>
-        <w:t>позволяет</w:t>
-      </w:r>
-      <w:r>
-        <w:t xml:space="preserve"> </w:t>
-      </w:r>
-      <w:r>
-        <w:t>выполнять добавление и удаление элементов с обоих концов списка.</w:t>
+        <w:t>Левое поддерево -&gt; Правое поддерево -&gt; Корень.</w:t>
+      </w:r>
+      <w:r>
+        <w:t xml:space="preserve"> Полезен для удаления дерева.</w:t>
       </w:r>
     </w:p>
     <w:p>
@@ -5524,8 +5258,6 @@
         </w:rPr>
         <w:t>-дерева. Был изучен метод рекурсивной обработки данных.</w:t>
       </w:r>
-      <w:bookmarkStart w:id="15" w:name="_GoBack"/>
-      <w:bookmarkEnd w:id="15"/>
       <w:r>
         <w:rPr>
           <w:sz w:val="32"/>
@@ -5543,8 +5275,8 @@
       </w:pPr>
     </w:p>
     <w:sectPr>
-      <w:footerReference w:type="even" r:id="rId37"/>
-      <w:footerReference w:type="default" r:id="rId38"/>
+      <w:footerReference w:type="even" r:id="rId36"/>
+      <w:footerReference w:type="default" r:id="rId37"/>
       <w:pgSz w:w="11906" w:h="16838"/>
       <w:pgMar w:top="1134" w:right="850" w:bottom="1134" w:left="1701" w:header="708" w:footer="708" w:gutter="0"/>
       <w:cols w:space="708"/>
@@ -5555,7 +5287,7 @@
 </file>
 
 <file path=word/endnotes.xml><?xml version="1.0" encoding="utf-8"?>
-<w:endnotes xmlns:wpc="http://schemas.microsoft.com/office/word/2010/wordprocessingCanvas" xmlns:mc="http://schemas.openxmlformats.org/markup-compatibility/2006" xmlns:o="urn:schemas-microsoft-com:office:office" xmlns:r="http://schemas.openxmlformats.org/officeDocument/2006/relationships" xmlns:m="http://schemas.openxmlformats.org/officeDocument/2006/math" xmlns:v="urn:schemas-microsoft-com:vml" xmlns:wp14="http://schemas.microsoft.com/office/word/2010/wordprocessingDrawing" xmlns:wp="http://schemas.openxmlformats.org/drawingml/2006/wordprocessingDrawing" xmlns:w10="urn:schemas-microsoft-com:office:word" xmlns:w="http://schemas.openxmlformats.org/wordprocessingml/2006/main" xmlns:w14="http://schemas.microsoft.com/office/word/2010/wordml" xmlns:w15="http://schemas.microsoft.com/office/word/2012/wordml" xmlns:wpg="http://schemas.microsoft.com/office/word/2010/wordprocessingGroup" xmlns:wpi="http://schemas.microsoft.com/office/word/2010/wordprocessingInk" xmlns:wne="http://schemas.microsoft.com/office/word/2006/wordml" xmlns:wps="http://schemas.microsoft.com/office/word/2010/wordprocessingShape" mc:Ignorable="w14 w15 wp14">
+<w:endnotes xmlns:wpc="http://schemas.microsoft.com/office/word/2010/wordprocessingCanvas" xmlns:cx="http://schemas.microsoft.com/office/drawing/2014/chartex" xmlns:cx1="http://schemas.microsoft.com/office/drawing/2015/9/8/chartex" xmlns:cx2="http://schemas.microsoft.com/office/drawing/2015/10/21/chartex" xmlns:cx3="http://schemas.microsoft.com/office/drawing/2016/5/9/chartex" xmlns:cx4="http://schemas.microsoft.com/office/drawing/2016/5/10/chartex" xmlns:cx5="http://schemas.microsoft.com/office/drawing/2016/5/11/chartex" xmlns:cx6="http://schemas.microsoft.com/office/drawing/2016/5/12/chartex" xmlns:cx7="http://schemas.microsoft.com/office/drawing/2016/5/13/chartex" xmlns:cx8="http://schemas.microsoft.com/office/drawing/2016/5/14/chartex" xmlns:mc="http://schemas.openxmlformats.org/markup-compatibility/2006" xmlns:aink="http://schemas.microsoft.com/office/drawing/2016/ink" xmlns:am3d="http://schemas.microsoft.com/office/drawing/2017/model3d" xmlns:o="urn:schemas-microsoft-com:office:office" xmlns:oel="http://schemas.microsoft.com/office/2019/extlst" xmlns:r="http://schemas.openxmlformats.org/officeDocument/2006/relationships" xmlns:m="http://schemas.openxmlformats.org/officeDocument/2006/math" xmlns:v="urn:schemas-microsoft-com:vml" xmlns:wp14="http://schemas.microsoft.com/office/word/2010/wordprocessingDrawing" xmlns:wp="http://schemas.openxmlformats.org/drawingml/2006/wordprocessingDrawing" xmlns:w10="urn:schemas-microsoft-com:office:word" xmlns:w="http://schemas.openxmlformats.org/wordprocessingml/2006/main" xmlns:w14="http://schemas.microsoft.com/office/word/2010/wordml" xmlns:w15="http://schemas.microsoft.com/office/word/2012/wordml" xmlns:w16cex="http://schemas.microsoft.com/office/word/2018/wordml/cex" xmlns:w16cid="http://schemas.microsoft.com/office/word/2016/wordml/cid" xmlns:w16="http://schemas.microsoft.com/office/word/2018/wordml" xmlns:w16du="http://schemas.microsoft.com/office/word/2023/wordml/word16du" xmlns:w16sdtdh="http://schemas.microsoft.com/office/word/2020/wordml/sdtdatahash" xmlns:w16sdtfl="http://schemas.microsoft.com/office/word/2024/wordml/sdtformatlock" xmlns:w16se="http://schemas.microsoft.com/office/word/2015/wordml/symex" xmlns:wpg="http://schemas.microsoft.com/office/word/2010/wordprocessingGroup" xmlns:wpi="http://schemas.microsoft.com/office/word/2010/wordprocessingInk" xmlns:wne="http://schemas.microsoft.com/office/word/2006/wordml" xmlns:wps="http://schemas.microsoft.com/office/word/2010/wordprocessingShape" mc:Ignorable="w14 w15 w16se w16cid w16 w16cex w16sdtdh w16sdtfl w16du wp14">
   <w:endnote w:type="separator" w:id="-1">
     <w:p>
       <w:r>
@@ -5574,7 +5306,7 @@
 </file>
 
 <file path=word/footer1.xml><?xml version="1.0" encoding="utf-8"?>
-<w:ftr xmlns:wpc="http://schemas.microsoft.com/office/word/2010/wordprocessingCanvas" xmlns:mc="http://schemas.openxmlformats.org/markup-compatibility/2006" xmlns:o="urn:schemas-microsoft-com:office:office" xmlns:r="http://schemas.openxmlformats.org/officeDocument/2006/relationships" xmlns:m="http://schemas.openxmlformats.org/officeDocument/2006/math" xmlns:v="urn:schemas-microsoft-com:vml" xmlns:wp14="http://schemas.microsoft.com/office/word/2010/wordprocessingDrawing" xmlns:wp="http://schemas.openxmlformats.org/drawingml/2006/wordprocessingDrawing" xmlns:w10="urn:schemas-microsoft-com:office:word" xmlns:w="http://schemas.openxmlformats.org/wordprocessingml/2006/main" xmlns:w14="http://schemas.microsoft.com/office/word/2010/wordml" xmlns:w15="http://schemas.microsoft.com/office/word/2012/wordml" xmlns:wpg="http://schemas.microsoft.com/office/word/2010/wordprocessingGroup" xmlns:wpi="http://schemas.microsoft.com/office/word/2010/wordprocessingInk" xmlns:wne="http://schemas.microsoft.com/office/word/2006/wordml" xmlns:wps="http://schemas.microsoft.com/office/word/2010/wordprocessingShape" mc:Ignorable="w14 w15 wp14">
+<w:ftr xmlns:wpc="http://schemas.microsoft.com/office/word/2010/wordprocessingCanvas" xmlns:cx="http://schemas.microsoft.com/office/drawing/2014/chartex" xmlns:cx1="http://schemas.microsoft.com/office/drawing/2015/9/8/chartex" xmlns:cx2="http://schemas.microsoft.com/office/drawing/2015/10/21/chartex" xmlns:cx3="http://schemas.microsoft.com/office/drawing/2016/5/9/chartex" xmlns:cx4="http://schemas.microsoft.com/office/drawing/2016/5/10/chartex" xmlns:cx5="http://schemas.microsoft.com/office/drawing/2016/5/11/chartex" xmlns:cx6="http://schemas.microsoft.com/office/drawing/2016/5/12/chartex" xmlns:cx7="http://schemas.microsoft.com/office/drawing/2016/5/13/chartex" xmlns:cx8="http://schemas.microsoft.com/office/drawing/2016/5/14/chartex" xmlns:mc="http://schemas.openxmlformats.org/markup-compatibility/2006" xmlns:aink="http://schemas.microsoft.com/office/drawing/2016/ink" xmlns:am3d="http://schemas.microsoft.com/office/drawing/2017/model3d" xmlns:o="urn:schemas-microsoft-com:office:office" xmlns:oel="http://schemas.microsoft.com/office/2019/extlst" xmlns:r="http://schemas.openxmlformats.org/officeDocument/2006/relationships" xmlns:m="http://schemas.openxmlformats.org/officeDocument/2006/math" xmlns:v="urn:schemas-microsoft-com:vml" xmlns:wp14="http://schemas.microsoft.com/office/word/2010/wordprocessingDrawing" xmlns:wp="http://schemas.openxmlformats.org/drawingml/2006/wordprocessingDrawing" xmlns:w10="urn:schemas-microsoft-com:office:word" xmlns:w="http://schemas.openxmlformats.org/wordprocessingml/2006/main" xmlns:w14="http://schemas.microsoft.com/office/word/2010/wordml" xmlns:w15="http://schemas.microsoft.com/office/word/2012/wordml" xmlns:w16cex="http://schemas.microsoft.com/office/word/2018/wordml/cex" xmlns:w16cid="http://schemas.microsoft.com/office/word/2016/wordml/cid" xmlns:w16="http://schemas.microsoft.com/office/word/2018/wordml" xmlns:w16du="http://schemas.microsoft.com/office/word/2023/wordml/word16du" xmlns:w16sdtdh="http://schemas.microsoft.com/office/word/2020/wordml/sdtdatahash" xmlns:w16sdtfl="http://schemas.microsoft.com/office/word/2024/wordml/sdtformatlock" xmlns:w16se="http://schemas.microsoft.com/office/word/2015/wordml/symex" xmlns:wpg="http://schemas.microsoft.com/office/word/2010/wordprocessingGroup" xmlns:wpi="http://schemas.microsoft.com/office/word/2010/wordprocessingInk" xmlns:wne="http://schemas.microsoft.com/office/word/2006/wordml" xmlns:wps="http://schemas.microsoft.com/office/word/2010/wordprocessingShape" mc:Ignorable="w14 w15 w16se w16cid w16 w16cex w16sdtdh w16sdtfl w16du wp14">
   <w:p>
     <w:pPr>
       <w:pStyle w:val="ac"/>
@@ -5625,7 +5357,7 @@
 </file>
 
 <file path=word/footer2.xml><?xml version="1.0" encoding="utf-8"?>
-<w:ftr xmlns:wpc="http://schemas.microsoft.com/office/word/2010/wordprocessingCanvas" xmlns:mc="http://schemas.openxmlformats.org/markup-compatibility/2006" xmlns:o="urn:schemas-microsoft-com:office:office" xmlns:r="http://schemas.openxmlformats.org/officeDocument/2006/relationships" xmlns:m="http://schemas.openxmlformats.org/officeDocument/2006/math" xmlns:v="urn:schemas-microsoft-com:vml" xmlns:wp14="http://schemas.microsoft.com/office/word/2010/wordprocessingDrawing" xmlns:wp="http://schemas.openxmlformats.org/drawingml/2006/wordprocessingDrawing" xmlns:w10="urn:schemas-microsoft-com:office:word" xmlns:w="http://schemas.openxmlformats.org/wordprocessingml/2006/main" xmlns:w14="http://schemas.microsoft.com/office/word/2010/wordml" xmlns:w15="http://schemas.microsoft.com/office/word/2012/wordml" xmlns:wpg="http://schemas.microsoft.com/office/word/2010/wordprocessingGroup" xmlns:wpi="http://schemas.microsoft.com/office/word/2010/wordprocessingInk" xmlns:wne="http://schemas.microsoft.com/office/word/2006/wordml" xmlns:wps="http://schemas.microsoft.com/office/word/2010/wordprocessingShape" mc:Ignorable="w14 w15 wp14">
+<w:ftr xmlns:wpc="http://schemas.microsoft.com/office/word/2010/wordprocessingCanvas" xmlns:cx="http://schemas.microsoft.com/office/drawing/2014/chartex" xmlns:cx1="http://schemas.microsoft.com/office/drawing/2015/9/8/chartex" xmlns:cx2="http://schemas.microsoft.com/office/drawing/2015/10/21/chartex" xmlns:cx3="http://schemas.microsoft.com/office/drawing/2016/5/9/chartex" xmlns:cx4="http://schemas.microsoft.com/office/drawing/2016/5/10/chartex" xmlns:cx5="http://schemas.microsoft.com/office/drawing/2016/5/11/chartex" xmlns:cx6="http://schemas.microsoft.com/office/drawing/2016/5/12/chartex" xmlns:cx7="http://schemas.microsoft.com/office/drawing/2016/5/13/chartex" xmlns:cx8="http://schemas.microsoft.com/office/drawing/2016/5/14/chartex" xmlns:mc="http://schemas.openxmlformats.org/markup-compatibility/2006" xmlns:aink="http://schemas.microsoft.com/office/drawing/2016/ink" xmlns:am3d="http://schemas.microsoft.com/office/drawing/2017/model3d" xmlns:o="urn:schemas-microsoft-com:office:office" xmlns:oel="http://schemas.microsoft.com/office/2019/extlst" xmlns:r="http://schemas.openxmlformats.org/officeDocument/2006/relationships" xmlns:m="http://schemas.openxmlformats.org/officeDocument/2006/math" xmlns:v="urn:schemas-microsoft-com:vml" xmlns:wp14="http://schemas.microsoft.com/office/word/2010/wordprocessingDrawing" xmlns:wp="http://schemas.openxmlformats.org/drawingml/2006/wordprocessingDrawing" xmlns:w10="urn:schemas-microsoft-com:office:word" xmlns:w="http://schemas.openxmlformats.org/wordprocessingml/2006/main" xmlns:w14="http://schemas.microsoft.com/office/word/2010/wordml" xmlns:w15="http://schemas.microsoft.com/office/word/2012/wordml" xmlns:w16cex="http://schemas.microsoft.com/office/word/2018/wordml/cex" xmlns:w16cid="http://schemas.microsoft.com/office/word/2016/wordml/cid" xmlns:w16="http://schemas.microsoft.com/office/word/2018/wordml" xmlns:w16du="http://schemas.microsoft.com/office/word/2023/wordml/word16du" xmlns:w16sdtdh="http://schemas.microsoft.com/office/word/2020/wordml/sdtdatahash" xmlns:w16sdtfl="http://schemas.microsoft.com/office/word/2024/wordml/sdtformatlock" xmlns:w16se="http://schemas.microsoft.com/office/word/2015/wordml/symex" xmlns:wpg="http://schemas.microsoft.com/office/word/2010/wordprocessingGroup" xmlns:wpi="http://schemas.microsoft.com/office/word/2010/wordprocessingInk" xmlns:wne="http://schemas.microsoft.com/office/word/2006/wordml" xmlns:wps="http://schemas.microsoft.com/office/word/2010/wordprocessingShape" mc:Ignorable="w14 w15 w16se w16cid w16 w16cex w16sdtdh w16sdtfl w16du wp14">
   <w:p>
     <w:pPr>
       <w:pStyle w:val="ac"/>
@@ -5654,7 +5386,7 @@
 </file>
 
 <file path=word/footer3.xml><?xml version="1.0" encoding="utf-8"?>
-<w:ftr xmlns:wpc="http://schemas.microsoft.com/office/word/2010/wordprocessingCanvas" xmlns:mc="http://schemas.openxmlformats.org/markup-compatibility/2006" xmlns:o="urn:schemas-microsoft-com:office:office" xmlns:r="http://schemas.openxmlformats.org/officeDocument/2006/relationships" xmlns:m="http://schemas.openxmlformats.org/officeDocument/2006/math" xmlns:v="urn:schemas-microsoft-com:vml" xmlns:wp14="http://schemas.microsoft.com/office/word/2010/wordprocessingDrawing" xmlns:wp="http://schemas.openxmlformats.org/drawingml/2006/wordprocessingDrawing" xmlns:w10="urn:schemas-microsoft-com:office:word" xmlns:w="http://schemas.openxmlformats.org/wordprocessingml/2006/main" xmlns:w14="http://schemas.microsoft.com/office/word/2010/wordml" xmlns:w15="http://schemas.microsoft.com/office/word/2012/wordml" xmlns:wpg="http://schemas.microsoft.com/office/word/2010/wordprocessingGroup" xmlns:wpi="http://schemas.microsoft.com/office/word/2010/wordprocessingInk" xmlns:wne="http://schemas.microsoft.com/office/word/2006/wordml" xmlns:wps="http://schemas.microsoft.com/office/word/2010/wordprocessingShape" mc:Ignorable="w14 w15 wp14">
+<w:ftr xmlns:wpc="http://schemas.microsoft.com/office/word/2010/wordprocessingCanvas" xmlns:cx="http://schemas.microsoft.com/office/drawing/2014/chartex" xmlns:cx1="http://schemas.microsoft.com/office/drawing/2015/9/8/chartex" xmlns:cx2="http://schemas.microsoft.com/office/drawing/2015/10/21/chartex" xmlns:cx3="http://schemas.microsoft.com/office/drawing/2016/5/9/chartex" xmlns:cx4="http://schemas.microsoft.com/office/drawing/2016/5/10/chartex" xmlns:cx5="http://schemas.microsoft.com/office/drawing/2016/5/11/chartex" xmlns:cx6="http://schemas.microsoft.com/office/drawing/2016/5/12/chartex" xmlns:cx7="http://schemas.microsoft.com/office/drawing/2016/5/13/chartex" xmlns:cx8="http://schemas.microsoft.com/office/drawing/2016/5/14/chartex" xmlns:mc="http://schemas.openxmlformats.org/markup-compatibility/2006" xmlns:aink="http://schemas.microsoft.com/office/drawing/2016/ink" xmlns:am3d="http://schemas.microsoft.com/office/drawing/2017/model3d" xmlns:o="urn:schemas-microsoft-com:office:office" xmlns:oel="http://schemas.microsoft.com/office/2019/extlst" xmlns:r="http://schemas.openxmlformats.org/officeDocument/2006/relationships" xmlns:m="http://schemas.openxmlformats.org/officeDocument/2006/math" xmlns:v="urn:schemas-microsoft-com:vml" xmlns:wp14="http://schemas.microsoft.com/office/word/2010/wordprocessingDrawing" xmlns:wp="http://schemas.openxmlformats.org/drawingml/2006/wordprocessingDrawing" xmlns:w10="urn:schemas-microsoft-com:office:word" xmlns:w="http://schemas.openxmlformats.org/wordprocessingml/2006/main" xmlns:w14="http://schemas.microsoft.com/office/word/2010/wordml" xmlns:w15="http://schemas.microsoft.com/office/word/2012/wordml" xmlns:w16cex="http://schemas.microsoft.com/office/word/2018/wordml/cex" xmlns:w16cid="http://schemas.microsoft.com/office/word/2016/wordml/cid" xmlns:w16="http://schemas.microsoft.com/office/word/2018/wordml" xmlns:w16du="http://schemas.microsoft.com/office/word/2023/wordml/word16du" xmlns:w16sdtdh="http://schemas.microsoft.com/office/word/2020/wordml/sdtdatahash" xmlns:w16sdtfl="http://schemas.microsoft.com/office/word/2024/wordml/sdtformatlock" xmlns:w16se="http://schemas.microsoft.com/office/word/2015/wordml/symex" xmlns:wpg="http://schemas.microsoft.com/office/word/2010/wordprocessingGroup" xmlns:wpi="http://schemas.microsoft.com/office/word/2010/wordprocessingInk" xmlns:wne="http://schemas.microsoft.com/office/word/2006/wordml" xmlns:wps="http://schemas.microsoft.com/office/word/2010/wordprocessingShape" mc:Ignorable="w14 w15 w16se w16cid w16 w16cex w16sdtdh w16sdtfl w16du wp14">
   <w:p>
     <w:pPr>
       <w:pStyle w:val="ac"/>
@@ -5706,7 +5438,7 @@
 </file>
 
 <file path=word/footer4.xml><?xml version="1.0" encoding="utf-8"?>
-<w:ftr xmlns:wpc="http://schemas.microsoft.com/office/word/2010/wordprocessingCanvas" xmlns:mc="http://schemas.openxmlformats.org/markup-compatibility/2006" xmlns:o="urn:schemas-microsoft-com:office:office" xmlns:r="http://schemas.openxmlformats.org/officeDocument/2006/relationships" xmlns:m="http://schemas.openxmlformats.org/officeDocument/2006/math" xmlns:v="urn:schemas-microsoft-com:vml" xmlns:wp14="http://schemas.microsoft.com/office/word/2010/wordprocessingDrawing" xmlns:wp="http://schemas.openxmlformats.org/drawingml/2006/wordprocessingDrawing" xmlns:w10="urn:schemas-microsoft-com:office:word" xmlns:w="http://schemas.openxmlformats.org/wordprocessingml/2006/main" xmlns:w14="http://schemas.microsoft.com/office/word/2010/wordml" xmlns:w15="http://schemas.microsoft.com/office/word/2012/wordml" xmlns:wpg="http://schemas.microsoft.com/office/word/2010/wordprocessingGroup" xmlns:wpi="http://schemas.microsoft.com/office/word/2010/wordprocessingInk" xmlns:wne="http://schemas.microsoft.com/office/word/2006/wordml" xmlns:wps="http://schemas.microsoft.com/office/word/2010/wordprocessingShape" mc:Ignorable="w14 w15 wp14">
+<w:ftr xmlns:wpc="http://schemas.microsoft.com/office/word/2010/wordprocessingCanvas" xmlns:cx="http://schemas.microsoft.com/office/drawing/2014/chartex" xmlns:cx1="http://schemas.microsoft.com/office/drawing/2015/9/8/chartex" xmlns:cx2="http://schemas.microsoft.com/office/drawing/2015/10/21/chartex" xmlns:cx3="http://schemas.microsoft.com/office/drawing/2016/5/9/chartex" xmlns:cx4="http://schemas.microsoft.com/office/drawing/2016/5/10/chartex" xmlns:cx5="http://schemas.microsoft.com/office/drawing/2016/5/11/chartex" xmlns:cx6="http://schemas.microsoft.com/office/drawing/2016/5/12/chartex" xmlns:cx7="http://schemas.microsoft.com/office/drawing/2016/5/13/chartex" xmlns:cx8="http://schemas.microsoft.com/office/drawing/2016/5/14/chartex" xmlns:mc="http://schemas.openxmlformats.org/markup-compatibility/2006" xmlns:aink="http://schemas.microsoft.com/office/drawing/2016/ink" xmlns:am3d="http://schemas.microsoft.com/office/drawing/2017/model3d" xmlns:o="urn:schemas-microsoft-com:office:office" xmlns:oel="http://schemas.microsoft.com/office/2019/extlst" xmlns:r="http://schemas.openxmlformats.org/officeDocument/2006/relationships" xmlns:m="http://schemas.openxmlformats.org/officeDocument/2006/math" xmlns:v="urn:schemas-microsoft-com:vml" xmlns:wp14="http://schemas.microsoft.com/office/word/2010/wordprocessingDrawing" xmlns:wp="http://schemas.openxmlformats.org/drawingml/2006/wordprocessingDrawing" xmlns:w10="urn:schemas-microsoft-com:office:word" xmlns:w="http://schemas.openxmlformats.org/wordprocessingml/2006/main" xmlns:w14="http://schemas.microsoft.com/office/word/2010/wordml" xmlns:w15="http://schemas.microsoft.com/office/word/2012/wordml" xmlns:w16cex="http://schemas.microsoft.com/office/word/2018/wordml/cex" xmlns:w16cid="http://schemas.microsoft.com/office/word/2016/wordml/cid" xmlns:w16="http://schemas.microsoft.com/office/word/2018/wordml" xmlns:w16du="http://schemas.microsoft.com/office/word/2023/wordml/word16du" xmlns:w16sdtdh="http://schemas.microsoft.com/office/word/2020/wordml/sdtdatahash" xmlns:w16sdtfl="http://schemas.microsoft.com/office/word/2024/wordml/sdtformatlock" xmlns:w16se="http://schemas.microsoft.com/office/word/2015/wordml/symex" xmlns:wpg="http://schemas.microsoft.com/office/word/2010/wordprocessingGroup" xmlns:wpi="http://schemas.microsoft.com/office/word/2010/wordprocessingInk" xmlns:wne="http://schemas.microsoft.com/office/word/2006/wordml" xmlns:wps="http://schemas.microsoft.com/office/word/2010/wordprocessingShape" mc:Ignorable="w14 w15 w16se w16cid w16 w16cex w16sdtdh w16sdtfl w16du wp14">
   <w:p>
     <w:pPr>
       <w:pStyle w:val="ac"/>
@@ -5737,7 +5469,7 @@
 </file>
 
 <file path=word/footnotes.xml><?xml version="1.0" encoding="utf-8"?>
-<w:footnotes xmlns:wpc="http://schemas.microsoft.com/office/word/2010/wordprocessingCanvas" xmlns:mc="http://schemas.openxmlformats.org/markup-compatibility/2006" xmlns:o="urn:schemas-microsoft-com:office:office" xmlns:r="http://schemas.openxmlformats.org/officeDocument/2006/relationships" xmlns:m="http://schemas.openxmlformats.org/officeDocument/2006/math" xmlns:v="urn:schemas-microsoft-com:vml" xmlns:wp14="http://schemas.microsoft.com/office/word/2010/wordprocessingDrawing" xmlns:wp="http://schemas.openxmlformats.org/drawingml/2006/wordprocessingDrawing" xmlns:w10="urn:schemas-microsoft-com:office:word" xmlns:w="http://schemas.openxmlformats.org/wordprocessingml/2006/main" xmlns:w14="http://schemas.microsoft.com/office/word/2010/wordml" xmlns:w15="http://schemas.microsoft.com/office/word/2012/wordml" xmlns:wpg="http://schemas.microsoft.com/office/word/2010/wordprocessingGroup" xmlns:wpi="http://schemas.microsoft.com/office/word/2010/wordprocessingInk" xmlns:wne="http://schemas.microsoft.com/office/word/2006/wordml" xmlns:wps="http://schemas.microsoft.com/office/word/2010/wordprocessingShape" mc:Ignorable="w14 w15 wp14">
+<w:footnotes xmlns:wpc="http://schemas.microsoft.com/office/word/2010/wordprocessingCanvas" xmlns:cx="http://schemas.microsoft.com/office/drawing/2014/chartex" xmlns:cx1="http://schemas.microsoft.com/office/drawing/2015/9/8/chartex" xmlns:cx2="http://schemas.microsoft.com/office/drawing/2015/10/21/chartex" xmlns:cx3="http://schemas.microsoft.com/office/drawing/2016/5/9/chartex" xmlns:cx4="http://schemas.microsoft.com/office/drawing/2016/5/10/chartex" xmlns:cx5="http://schemas.microsoft.com/office/drawing/2016/5/11/chartex" xmlns:cx6="http://schemas.microsoft.com/office/drawing/2016/5/12/chartex" xmlns:cx7="http://schemas.microsoft.com/office/drawing/2016/5/13/chartex" xmlns:cx8="http://schemas.microsoft.com/office/drawing/2016/5/14/chartex" xmlns:mc="http://schemas.openxmlformats.org/markup-compatibility/2006" xmlns:aink="http://schemas.microsoft.com/office/drawing/2016/ink" xmlns:am3d="http://schemas.microsoft.com/office/drawing/2017/model3d" xmlns:o="urn:schemas-microsoft-com:office:office" xmlns:oel="http://schemas.microsoft.com/office/2019/extlst" xmlns:r="http://schemas.openxmlformats.org/officeDocument/2006/relationships" xmlns:m="http://schemas.openxmlformats.org/officeDocument/2006/math" xmlns:v="urn:schemas-microsoft-com:vml" xmlns:wp14="http://schemas.microsoft.com/office/word/2010/wordprocessingDrawing" xmlns:wp="http://schemas.openxmlformats.org/drawingml/2006/wordprocessingDrawing" xmlns:w10="urn:schemas-microsoft-com:office:word" xmlns:w="http://schemas.openxmlformats.org/wordprocessingml/2006/main" xmlns:w14="http://schemas.microsoft.com/office/word/2010/wordml" xmlns:w15="http://schemas.microsoft.com/office/word/2012/wordml" xmlns:w16cex="http://schemas.microsoft.com/office/word/2018/wordml/cex" xmlns:w16cid="http://schemas.microsoft.com/office/word/2016/wordml/cid" xmlns:w16="http://schemas.microsoft.com/office/word/2018/wordml" xmlns:w16du="http://schemas.microsoft.com/office/word/2023/wordml/word16du" xmlns:w16sdtdh="http://schemas.microsoft.com/office/word/2020/wordml/sdtdatahash" xmlns:w16sdtfl="http://schemas.microsoft.com/office/word/2024/wordml/sdtformatlock" xmlns:w16se="http://schemas.microsoft.com/office/word/2015/wordml/symex" xmlns:wpg="http://schemas.microsoft.com/office/word/2010/wordprocessingGroup" xmlns:wpi="http://schemas.microsoft.com/office/word/2010/wordprocessingInk" xmlns:wne="http://schemas.microsoft.com/office/word/2006/wordml" xmlns:wps="http://schemas.microsoft.com/office/word/2010/wordprocessingShape" mc:Ignorable="w14 w15 w16se w16cid w16 w16cex w16sdtdh w16sdtfl w16du wp14">
   <w:footnote w:type="separator" w:id="-1">
     <w:p>
       <w:r>
@@ -5756,8 +5488,8 @@
 </file>
 
 <file path=word/numbering.xml><?xml version="1.0" encoding="utf-8"?>
-<w:numbering xmlns:wpc="http://schemas.microsoft.com/office/word/2010/wordprocessingCanvas" xmlns:mc="http://schemas.openxmlformats.org/markup-compatibility/2006" xmlns:o="urn:schemas-microsoft-com:office:office" xmlns:r="http://schemas.openxmlformats.org/officeDocument/2006/relationships" xmlns:m="http://schemas.openxmlformats.org/officeDocument/2006/math" xmlns:v="urn:schemas-microsoft-com:vml" xmlns:wp14="http://schemas.microsoft.com/office/word/2010/wordprocessingDrawing" xmlns:wp="http://schemas.openxmlformats.org/drawingml/2006/wordprocessingDrawing" xmlns:w10="urn:schemas-microsoft-com:office:word" xmlns:w="http://schemas.openxmlformats.org/wordprocessingml/2006/main" xmlns:w14="http://schemas.microsoft.com/office/word/2010/wordml" xmlns:w15="http://schemas.microsoft.com/office/word/2012/wordml" xmlns:wpg="http://schemas.microsoft.com/office/word/2010/wordprocessingGroup" xmlns:wpi="http://schemas.microsoft.com/office/word/2010/wordprocessingInk" xmlns:wne="http://schemas.microsoft.com/office/word/2006/wordml" xmlns:wps="http://schemas.microsoft.com/office/word/2010/wordprocessingShape" mc:Ignorable="w14 w15 wp14">
-  <w:abstractNum w:abstractNumId="0">
+<w:numbering xmlns:wpc="http://schemas.microsoft.com/office/word/2010/wordprocessingCanvas" xmlns:cx="http://schemas.microsoft.com/office/drawing/2014/chartex" xmlns:cx1="http://schemas.microsoft.com/office/drawing/2015/9/8/chartex" xmlns:cx2="http://schemas.microsoft.com/office/drawing/2015/10/21/chartex" xmlns:cx3="http://schemas.microsoft.com/office/drawing/2016/5/9/chartex" xmlns:cx4="http://schemas.microsoft.com/office/drawing/2016/5/10/chartex" xmlns:cx5="http://schemas.microsoft.com/office/drawing/2016/5/11/chartex" xmlns:cx6="http://schemas.microsoft.com/office/drawing/2016/5/12/chartex" xmlns:cx7="http://schemas.microsoft.com/office/drawing/2016/5/13/chartex" xmlns:cx8="http://schemas.microsoft.com/office/drawing/2016/5/14/chartex" xmlns:mc="http://schemas.openxmlformats.org/markup-compatibility/2006" xmlns:aink="http://schemas.microsoft.com/office/drawing/2016/ink" xmlns:am3d="http://schemas.microsoft.com/office/drawing/2017/model3d" xmlns:o="urn:schemas-microsoft-com:office:office" xmlns:oel="http://schemas.microsoft.com/office/2019/extlst" xmlns:r="http://schemas.openxmlformats.org/officeDocument/2006/relationships" xmlns:m="http://schemas.openxmlformats.org/officeDocument/2006/math" xmlns:v="urn:schemas-microsoft-com:vml" xmlns:wp14="http://schemas.microsoft.com/office/word/2010/wordprocessingDrawing" xmlns:wp="http://schemas.openxmlformats.org/drawingml/2006/wordprocessingDrawing" xmlns:w10="urn:schemas-microsoft-com:office:word" xmlns:w="http://schemas.openxmlformats.org/wordprocessingml/2006/main" xmlns:w14="http://schemas.microsoft.com/office/word/2010/wordml" xmlns:w15="http://schemas.microsoft.com/office/word/2012/wordml" xmlns:w16cex="http://schemas.microsoft.com/office/word/2018/wordml/cex" xmlns:w16cid="http://schemas.microsoft.com/office/word/2016/wordml/cid" xmlns:w16="http://schemas.microsoft.com/office/word/2018/wordml" xmlns:w16du="http://schemas.microsoft.com/office/word/2023/wordml/word16du" xmlns:w16sdtdh="http://schemas.microsoft.com/office/word/2020/wordml/sdtdatahash" xmlns:w16sdtfl="http://schemas.microsoft.com/office/word/2024/wordml/sdtformatlock" xmlns:w16se="http://schemas.microsoft.com/office/word/2015/wordml/symex" xmlns:wpg="http://schemas.microsoft.com/office/word/2010/wordprocessingGroup" xmlns:wpi="http://schemas.microsoft.com/office/word/2010/wordprocessingInk" xmlns:wne="http://schemas.microsoft.com/office/word/2006/wordml" xmlns:wps="http://schemas.microsoft.com/office/word/2010/wordprocessingShape" mc:Ignorable="w14 w15 w16se w16cid w16 w16cex w16sdtdh w16sdtfl w16du wp14">
+  <w:abstractNum w:abstractNumId="0" w15:restartNumberingAfterBreak="0">
     <w:nsid w:val="0509644E"/>
     <w:multiLevelType w:val="hybridMultilevel"/>
     <w:tmpl w:val="7152CE3C"/>
@@ -5846,7 +5578,7 @@
       </w:pPr>
     </w:lvl>
   </w:abstractNum>
-  <w:abstractNum w:abstractNumId="1">
+  <w:abstractNum w:abstractNumId="1" w15:restartNumberingAfterBreak="0">
     <w:nsid w:val="05C517F4"/>
     <w:multiLevelType w:val="hybridMultilevel"/>
     <w:tmpl w:val="431C1E1C"/>
@@ -5959,7 +5691,7 @@
       </w:rPr>
     </w:lvl>
   </w:abstractNum>
-  <w:abstractNum w:abstractNumId="2">
+  <w:abstractNum w:abstractNumId="2" w15:restartNumberingAfterBreak="0">
     <w:nsid w:val="0B9F13EE"/>
     <w:multiLevelType w:val="multilevel"/>
     <w:tmpl w:val="9C944F9A"/>
@@ -6080,11 +5812,11 @@
       </w:rPr>
     </w:lvl>
   </w:abstractNum>
-  <w:abstractNum w:abstractNumId="3">
-    <w:nsid w:val="1BD97969"/>
+  <w:abstractNum w:abstractNumId="3" w15:restartNumberingAfterBreak="0">
+    <w:nsid w:val="13C474B9"/>
     <w:multiLevelType w:val="hybridMultilevel"/>
-    <w:tmpl w:val="079C4C3C"/>
-    <w:lvl w:ilvl="0" w:tplc="0419000F">
+    <w:tmpl w:val="C05AB46A"/>
+    <w:lvl w:ilvl="0" w:tplc="FFFFFFFF">
       <w:start w:val="1"/>
       <w:numFmt w:val="decimal"/>
       <w:lvlText w:val="%1."/>
@@ -6093,16 +5825,16 @@
         <w:ind w:left="720" w:hanging="360"/>
       </w:pPr>
     </w:lvl>
-    <w:lvl w:ilvl="1" w:tplc="04190019" w:tentative="1">
-      <w:start w:val="1"/>
-      <w:numFmt w:val="lowerLetter"/>
+    <w:lvl w:ilvl="1" w:tplc="0419000F">
+      <w:start w:val="1"/>
+      <w:numFmt w:val="decimal"/>
       <w:lvlText w:val="%2."/>
       <w:lvlJc w:val="left"/>
       <w:pPr>
         <w:ind w:left="1440" w:hanging="360"/>
       </w:pPr>
     </w:lvl>
-    <w:lvl w:ilvl="2" w:tplc="0419001B" w:tentative="1">
+    <w:lvl w:ilvl="2" w:tplc="FFFFFFFF" w:tentative="1">
       <w:start w:val="1"/>
       <w:numFmt w:val="lowerRoman"/>
       <w:lvlText w:val="%3."/>
@@ -6111,7 +5843,7 @@
         <w:ind w:left="2160" w:hanging="180"/>
       </w:pPr>
     </w:lvl>
-    <w:lvl w:ilvl="3" w:tplc="0419000F" w:tentative="1">
+    <w:lvl w:ilvl="3" w:tplc="FFFFFFFF" w:tentative="1">
       <w:start w:val="1"/>
       <w:numFmt w:val="decimal"/>
       <w:lvlText w:val="%4."/>
@@ -6120,7 +5852,7 @@
         <w:ind w:left="2880" w:hanging="360"/>
       </w:pPr>
     </w:lvl>
-    <w:lvl w:ilvl="4" w:tplc="04190019" w:tentative="1">
+    <w:lvl w:ilvl="4" w:tplc="FFFFFFFF" w:tentative="1">
       <w:start w:val="1"/>
       <w:numFmt w:val="lowerLetter"/>
       <w:lvlText w:val="%5."/>
@@ -6129,7 +5861,7 @@
         <w:ind w:left="3600" w:hanging="360"/>
       </w:pPr>
     </w:lvl>
-    <w:lvl w:ilvl="5" w:tplc="0419001B" w:tentative="1">
+    <w:lvl w:ilvl="5" w:tplc="FFFFFFFF" w:tentative="1">
       <w:start w:val="1"/>
       <w:numFmt w:val="lowerRoman"/>
       <w:lvlText w:val="%6."/>
@@ -6138,7 +5870,7 @@
         <w:ind w:left="4320" w:hanging="180"/>
       </w:pPr>
     </w:lvl>
-    <w:lvl w:ilvl="6" w:tplc="0419000F" w:tentative="1">
+    <w:lvl w:ilvl="6" w:tplc="FFFFFFFF" w:tentative="1">
       <w:start w:val="1"/>
       <w:numFmt w:val="decimal"/>
       <w:lvlText w:val="%7."/>
@@ -6147,7 +5879,7 @@
         <w:ind w:left="5040" w:hanging="360"/>
       </w:pPr>
     </w:lvl>
-    <w:lvl w:ilvl="7" w:tplc="04190019" w:tentative="1">
+    <w:lvl w:ilvl="7" w:tplc="FFFFFFFF" w:tentative="1">
       <w:start w:val="1"/>
       <w:numFmt w:val="lowerLetter"/>
       <w:lvlText w:val="%8."/>
@@ -6156,7 +5888,7 @@
         <w:ind w:left="5760" w:hanging="360"/>
       </w:pPr>
     </w:lvl>
-    <w:lvl w:ilvl="8" w:tplc="0419001B" w:tentative="1">
+    <w:lvl w:ilvl="8" w:tplc="FFFFFFFF" w:tentative="1">
       <w:start w:val="1"/>
       <w:numFmt w:val="lowerRoman"/>
       <w:lvlText w:val="%9."/>
@@ -6166,7 +5898,295 @@
       </w:pPr>
     </w:lvl>
   </w:abstractNum>
-  <w:abstractNum w:abstractNumId="4">
+  <w:abstractNum w:abstractNumId="4" w15:restartNumberingAfterBreak="0">
+    <w:nsid w:val="1BD97969"/>
+    <w:multiLevelType w:val="hybridMultilevel"/>
+    <w:tmpl w:val="8E2CBEE8"/>
+    <w:lvl w:ilvl="0" w:tplc="0419000F">
+      <w:start w:val="1"/>
+      <w:numFmt w:val="decimal"/>
+      <w:lvlText w:val="%1."/>
+      <w:lvlJc w:val="left"/>
+      <w:pPr>
+        <w:ind w:left="720" w:hanging="360"/>
+      </w:pPr>
+    </w:lvl>
+    <w:lvl w:ilvl="1" w:tplc="04190001">
+      <w:start w:val="1"/>
+      <w:numFmt w:val="bullet"/>
+      <w:lvlText w:val=""/>
+      <w:lvlJc w:val="left"/>
+      <w:pPr>
+        <w:ind w:left="1571" w:hanging="360"/>
+      </w:pPr>
+      <w:rPr>
+        <w:rFonts w:ascii="Symbol" w:hAnsi="Symbol" w:hint="default"/>
+      </w:rPr>
+    </w:lvl>
+    <w:lvl w:ilvl="2" w:tplc="0419001B" w:tentative="1">
+      <w:start w:val="1"/>
+      <w:numFmt w:val="lowerRoman"/>
+      <w:lvlText w:val="%3."/>
+      <w:lvlJc w:val="right"/>
+      <w:pPr>
+        <w:ind w:left="2160" w:hanging="180"/>
+      </w:pPr>
+    </w:lvl>
+    <w:lvl w:ilvl="3" w:tplc="0419000F" w:tentative="1">
+      <w:start w:val="1"/>
+      <w:numFmt w:val="decimal"/>
+      <w:lvlText w:val="%4."/>
+      <w:lvlJc w:val="left"/>
+      <w:pPr>
+        <w:ind w:left="2880" w:hanging="360"/>
+      </w:pPr>
+    </w:lvl>
+    <w:lvl w:ilvl="4" w:tplc="04190019" w:tentative="1">
+      <w:start w:val="1"/>
+      <w:numFmt w:val="lowerLetter"/>
+      <w:lvlText w:val="%5."/>
+      <w:lvlJc w:val="left"/>
+      <w:pPr>
+        <w:ind w:left="3600" w:hanging="360"/>
+      </w:pPr>
+    </w:lvl>
+    <w:lvl w:ilvl="5" w:tplc="0419001B" w:tentative="1">
+      <w:start w:val="1"/>
+      <w:numFmt w:val="lowerRoman"/>
+      <w:lvlText w:val="%6."/>
+      <w:lvlJc w:val="right"/>
+      <w:pPr>
+        <w:ind w:left="4320" w:hanging="180"/>
+      </w:pPr>
+    </w:lvl>
+    <w:lvl w:ilvl="6" w:tplc="0419000F" w:tentative="1">
+      <w:start w:val="1"/>
+      <w:numFmt w:val="decimal"/>
+      <w:lvlText w:val="%7."/>
+      <w:lvlJc w:val="left"/>
+      <w:pPr>
+        <w:ind w:left="5040" w:hanging="360"/>
+      </w:pPr>
+    </w:lvl>
+    <w:lvl w:ilvl="7" w:tplc="04190019" w:tentative="1">
+      <w:start w:val="1"/>
+      <w:numFmt w:val="lowerLetter"/>
+      <w:lvlText w:val="%8."/>
+      <w:lvlJc w:val="left"/>
+      <w:pPr>
+        <w:ind w:left="5760" w:hanging="360"/>
+      </w:pPr>
+    </w:lvl>
+    <w:lvl w:ilvl="8" w:tplc="0419001B" w:tentative="1">
+      <w:start w:val="1"/>
+      <w:numFmt w:val="lowerRoman"/>
+      <w:lvlText w:val="%9."/>
+      <w:lvlJc w:val="right"/>
+      <w:pPr>
+        <w:ind w:left="6480" w:hanging="180"/>
+      </w:pPr>
+    </w:lvl>
+  </w:abstractNum>
+  <w:abstractNum w:abstractNumId="5" w15:restartNumberingAfterBreak="0">
+    <w:nsid w:val="1D033925"/>
+    <w:multiLevelType w:val="hybridMultilevel"/>
+    <w:tmpl w:val="DFC42236"/>
+    <w:lvl w:ilvl="0" w:tplc="FFFFFFFF">
+      <w:start w:val="1"/>
+      <w:numFmt w:val="decimal"/>
+      <w:lvlText w:val="%1."/>
+      <w:lvlJc w:val="left"/>
+      <w:pPr>
+        <w:ind w:left="1068" w:hanging="360"/>
+      </w:pPr>
+    </w:lvl>
+    <w:lvl w:ilvl="1" w:tplc="0419000F">
+      <w:start w:val="1"/>
+      <w:numFmt w:val="decimal"/>
+      <w:lvlText w:val="%2."/>
+      <w:lvlJc w:val="left"/>
+      <w:pPr>
+        <w:ind w:left="1788" w:hanging="360"/>
+      </w:pPr>
+    </w:lvl>
+    <w:lvl w:ilvl="2" w:tplc="FFFFFFFF" w:tentative="1">
+      <w:start w:val="1"/>
+      <w:numFmt w:val="lowerRoman"/>
+      <w:lvlText w:val="%3."/>
+      <w:lvlJc w:val="right"/>
+      <w:pPr>
+        <w:ind w:left="2508" w:hanging="180"/>
+      </w:pPr>
+    </w:lvl>
+    <w:lvl w:ilvl="3" w:tplc="FFFFFFFF" w:tentative="1">
+      <w:start w:val="1"/>
+      <w:numFmt w:val="decimal"/>
+      <w:lvlText w:val="%4."/>
+      <w:lvlJc w:val="left"/>
+      <w:pPr>
+        <w:ind w:left="3228" w:hanging="360"/>
+      </w:pPr>
+    </w:lvl>
+    <w:lvl w:ilvl="4" w:tplc="FFFFFFFF" w:tentative="1">
+      <w:start w:val="1"/>
+      <w:numFmt w:val="lowerLetter"/>
+      <w:lvlText w:val="%5."/>
+      <w:lvlJc w:val="left"/>
+      <w:pPr>
+        <w:ind w:left="3948" w:hanging="360"/>
+      </w:pPr>
+    </w:lvl>
+    <w:lvl w:ilvl="5" w:tplc="FFFFFFFF" w:tentative="1">
+      <w:start w:val="1"/>
+      <w:numFmt w:val="lowerRoman"/>
+      <w:lvlText w:val="%6."/>
+      <w:lvlJc w:val="right"/>
+      <w:pPr>
+        <w:ind w:left="4668" w:hanging="180"/>
+      </w:pPr>
+    </w:lvl>
+    <w:lvl w:ilvl="6" w:tplc="FFFFFFFF" w:tentative="1">
+      <w:start w:val="1"/>
+      <w:numFmt w:val="decimal"/>
+      <w:lvlText w:val="%7."/>
+      <w:lvlJc w:val="left"/>
+      <w:pPr>
+        <w:ind w:left="5388" w:hanging="360"/>
+      </w:pPr>
+    </w:lvl>
+    <w:lvl w:ilvl="7" w:tplc="FFFFFFFF" w:tentative="1">
+      <w:start w:val="1"/>
+      <w:numFmt w:val="lowerLetter"/>
+      <w:lvlText w:val="%8."/>
+      <w:lvlJc w:val="left"/>
+      <w:pPr>
+        <w:ind w:left="6108" w:hanging="360"/>
+      </w:pPr>
+    </w:lvl>
+    <w:lvl w:ilvl="8" w:tplc="FFFFFFFF" w:tentative="1">
+      <w:start w:val="1"/>
+      <w:numFmt w:val="lowerRoman"/>
+      <w:lvlText w:val="%9."/>
+      <w:lvlJc w:val="right"/>
+      <w:pPr>
+        <w:ind w:left="6828" w:hanging="180"/>
+      </w:pPr>
+    </w:lvl>
+  </w:abstractNum>
+  <w:abstractNum w:abstractNumId="6" w15:restartNumberingAfterBreak="0">
+    <w:nsid w:val="20075970"/>
+    <w:multiLevelType w:val="hybridMultilevel"/>
+    <w:tmpl w:val="63120E7A"/>
+    <w:lvl w:ilvl="0" w:tplc="0419000F">
+      <w:start w:val="1"/>
+      <w:numFmt w:val="decimal"/>
+      <w:lvlText w:val="%1."/>
+      <w:lvlJc w:val="left"/>
+      <w:pPr>
+        <w:ind w:left="1080" w:hanging="360"/>
+      </w:pPr>
+      <w:rPr>
+        <w:rFonts w:hint="default"/>
+      </w:rPr>
+    </w:lvl>
+    <w:lvl w:ilvl="1" w:tplc="FFFFFFFF" w:tentative="1">
+      <w:start w:val="1"/>
+      <w:numFmt w:val="bullet"/>
+      <w:lvlText w:val="o"/>
+      <w:lvlJc w:val="left"/>
+      <w:pPr>
+        <w:ind w:left="1800" w:hanging="360"/>
+      </w:pPr>
+      <w:rPr>
+        <w:rFonts w:ascii="Courier New" w:hAnsi="Courier New" w:cs="Courier New" w:hint="default"/>
+      </w:rPr>
+    </w:lvl>
+    <w:lvl w:ilvl="2" w:tplc="FFFFFFFF" w:tentative="1">
+      <w:start w:val="1"/>
+      <w:numFmt w:val="bullet"/>
+      <w:lvlText w:val=""/>
+      <w:lvlJc w:val="left"/>
+      <w:pPr>
+        <w:ind w:left="2520" w:hanging="360"/>
+      </w:pPr>
+      <w:rPr>
+        <w:rFonts w:ascii="Wingdings" w:hAnsi="Wingdings" w:hint="default"/>
+      </w:rPr>
+    </w:lvl>
+    <w:lvl w:ilvl="3" w:tplc="FFFFFFFF" w:tentative="1">
+      <w:start w:val="1"/>
+      <w:numFmt w:val="bullet"/>
+      <w:lvlText w:val=""/>
+      <w:lvlJc w:val="left"/>
+      <w:pPr>
+        <w:ind w:left="3240" w:hanging="360"/>
+      </w:pPr>
+      <w:rPr>
+        <w:rFonts w:ascii="Symbol" w:hAnsi="Symbol" w:hint="default"/>
+      </w:rPr>
+    </w:lvl>
+    <w:lvl w:ilvl="4" w:tplc="FFFFFFFF" w:tentative="1">
+      <w:start w:val="1"/>
+      <w:numFmt w:val="bullet"/>
+      <w:lvlText w:val="o"/>
+      <w:lvlJc w:val="left"/>
+      <w:pPr>
+        <w:ind w:left="3960" w:hanging="360"/>
+      </w:pPr>
+      <w:rPr>
+        <w:rFonts w:ascii="Courier New" w:hAnsi="Courier New" w:cs="Courier New" w:hint="default"/>
+      </w:rPr>
+    </w:lvl>
+    <w:lvl w:ilvl="5" w:tplc="FFFFFFFF" w:tentative="1">
+      <w:start w:val="1"/>
+      <w:numFmt w:val="bullet"/>
+      <w:lvlText w:val=""/>
+      <w:lvlJc w:val="left"/>
+      <w:pPr>
+        <w:ind w:left="4680" w:hanging="360"/>
+      </w:pPr>
+      <w:rPr>
+        <w:rFonts w:ascii="Wingdings" w:hAnsi="Wingdings" w:hint="default"/>
+      </w:rPr>
+    </w:lvl>
+    <w:lvl w:ilvl="6" w:tplc="FFFFFFFF" w:tentative="1">
+      <w:start w:val="1"/>
+      <w:numFmt w:val="bullet"/>
+      <w:lvlText w:val=""/>
+      <w:lvlJc w:val="left"/>
+      <w:pPr>
+        <w:ind w:left="5400" w:hanging="360"/>
+      </w:pPr>
+      <w:rPr>
+        <w:rFonts w:ascii="Symbol" w:hAnsi="Symbol" w:hint="default"/>
+      </w:rPr>
+    </w:lvl>
+    <w:lvl w:ilvl="7" w:tplc="FFFFFFFF" w:tentative="1">
+      <w:start w:val="1"/>
+      <w:numFmt w:val="bullet"/>
+      <w:lvlText w:val="o"/>
+      <w:lvlJc w:val="left"/>
+      <w:pPr>
+        <w:ind w:left="6120" w:hanging="360"/>
+      </w:pPr>
+      <w:rPr>
+        <w:rFonts w:ascii="Courier New" w:hAnsi="Courier New" w:cs="Courier New" w:hint="default"/>
+      </w:rPr>
+    </w:lvl>
+    <w:lvl w:ilvl="8" w:tplc="FFFFFFFF" w:tentative="1">
+      <w:start w:val="1"/>
+      <w:numFmt w:val="bullet"/>
+      <w:lvlText w:val=""/>
+      <w:lvlJc w:val="left"/>
+      <w:pPr>
+        <w:ind w:left="6840" w:hanging="360"/>
+      </w:pPr>
+      <w:rPr>
+        <w:rFonts w:ascii="Wingdings" w:hAnsi="Wingdings" w:hint="default"/>
+      </w:rPr>
+    </w:lvl>
+  </w:abstractNum>
+  <w:abstractNum w:abstractNumId="7" w15:restartNumberingAfterBreak="0">
     <w:nsid w:val="25294BA6"/>
     <w:multiLevelType w:val="hybridMultilevel"/>
     <w:tmpl w:val="B92A2336"/>
@@ -6279,7 +6299,7 @@
       </w:rPr>
     </w:lvl>
   </w:abstractNum>
-  <w:abstractNum w:abstractNumId="5">
+  <w:abstractNum w:abstractNumId="8" w15:restartNumberingAfterBreak="0">
     <w:nsid w:val="2A6A55EB"/>
     <w:multiLevelType w:val="hybridMultilevel"/>
     <w:tmpl w:val="A6323928"/>
@@ -6392,7 +6412,120 @@
       </w:rPr>
     </w:lvl>
   </w:abstractNum>
-  <w:abstractNum w:abstractNumId="6">
+  <w:abstractNum w:abstractNumId="9" w15:restartNumberingAfterBreak="0">
+    <w:nsid w:val="2B84327C"/>
+    <w:multiLevelType w:val="multilevel"/>
+    <w:tmpl w:val="FF96E0AA"/>
+    <w:lvl w:ilvl="0">
+      <w:start w:val="1"/>
+      <w:numFmt w:val="decimal"/>
+      <w:lvlText w:val="%1."/>
+      <w:lvlJc w:val="left"/>
+      <w:pPr>
+        <w:tabs>
+          <w:tab w:val="num" w:pos="720"/>
+        </w:tabs>
+        <w:ind w:left="720" w:hanging="360"/>
+      </w:pPr>
+    </w:lvl>
+    <w:lvl w:ilvl="1" w:tentative="1">
+      <w:start w:val="1"/>
+      <w:numFmt w:val="decimal"/>
+      <w:lvlText w:val="%2."/>
+      <w:lvlJc w:val="left"/>
+      <w:pPr>
+        <w:tabs>
+          <w:tab w:val="num" w:pos="1440"/>
+        </w:tabs>
+        <w:ind w:left="1440" w:hanging="360"/>
+      </w:pPr>
+    </w:lvl>
+    <w:lvl w:ilvl="2" w:tentative="1">
+      <w:start w:val="1"/>
+      <w:numFmt w:val="decimal"/>
+      <w:lvlText w:val="%3."/>
+      <w:lvlJc w:val="left"/>
+      <w:pPr>
+        <w:tabs>
+          <w:tab w:val="num" w:pos="2160"/>
+        </w:tabs>
+        <w:ind w:left="2160" w:hanging="360"/>
+      </w:pPr>
+    </w:lvl>
+    <w:lvl w:ilvl="3" w:tentative="1">
+      <w:start w:val="1"/>
+      <w:numFmt w:val="decimal"/>
+      <w:lvlText w:val="%4."/>
+      <w:lvlJc w:val="left"/>
+      <w:pPr>
+        <w:tabs>
+          <w:tab w:val="num" w:pos="2880"/>
+        </w:tabs>
+        <w:ind w:left="2880" w:hanging="360"/>
+      </w:pPr>
+    </w:lvl>
+    <w:lvl w:ilvl="4" w:tentative="1">
+      <w:start w:val="1"/>
+      <w:numFmt w:val="decimal"/>
+      <w:lvlText w:val="%5."/>
+      <w:lvlJc w:val="left"/>
+      <w:pPr>
+        <w:tabs>
+          <w:tab w:val="num" w:pos="3600"/>
+        </w:tabs>
+        <w:ind w:left="3600" w:hanging="360"/>
+      </w:pPr>
+    </w:lvl>
+    <w:lvl w:ilvl="5" w:tentative="1">
+      <w:start w:val="1"/>
+      <w:numFmt w:val="decimal"/>
+      <w:lvlText w:val="%6."/>
+      <w:lvlJc w:val="left"/>
+      <w:pPr>
+        <w:tabs>
+          <w:tab w:val="num" w:pos="4320"/>
+        </w:tabs>
+        <w:ind w:left="4320" w:hanging="360"/>
+      </w:pPr>
+    </w:lvl>
+    <w:lvl w:ilvl="6" w:tentative="1">
+      <w:start w:val="1"/>
+      <w:numFmt w:val="decimal"/>
+      <w:lvlText w:val="%7."/>
+      <w:lvlJc w:val="left"/>
+      <w:pPr>
+        <w:tabs>
+          <w:tab w:val="num" w:pos="5040"/>
+        </w:tabs>
+        <w:ind w:left="5040" w:hanging="360"/>
+      </w:pPr>
+    </w:lvl>
+    <w:lvl w:ilvl="7" w:tentative="1">
+      <w:start w:val="1"/>
+      <w:numFmt w:val="decimal"/>
+      <w:lvlText w:val="%8."/>
+      <w:lvlJc w:val="left"/>
+      <w:pPr>
+        <w:tabs>
+          <w:tab w:val="num" w:pos="5760"/>
+        </w:tabs>
+        <w:ind w:left="5760" w:hanging="360"/>
+      </w:pPr>
+    </w:lvl>
+    <w:lvl w:ilvl="8" w:tentative="1">
+      <w:start w:val="1"/>
+      <w:numFmt w:val="decimal"/>
+      <w:lvlText w:val="%9."/>
+      <w:lvlJc w:val="left"/>
+      <w:pPr>
+        <w:tabs>
+          <w:tab w:val="num" w:pos="6480"/>
+        </w:tabs>
+        <w:ind w:left="6480" w:hanging="360"/>
+      </w:pPr>
+    </w:lvl>
+  </w:abstractNum>
+  <w:abstractNum w:abstractNumId="10" w15:restartNumberingAfterBreak="0">
     <w:nsid w:val="2C2536D0"/>
     <w:multiLevelType w:val="multilevel"/>
     <w:tmpl w:val="26DC2C44"/>
@@ -6514,7 +6647,7 @@
       </w:rPr>
     </w:lvl>
   </w:abstractNum>
-  <w:abstractNum w:abstractNumId="7">
+  <w:abstractNum w:abstractNumId="11" w15:restartNumberingAfterBreak="0">
     <w:nsid w:val="2CA919ED"/>
     <w:multiLevelType w:val="multilevel"/>
     <w:tmpl w:val="B00C5452"/>
@@ -6663,7 +6796,7 @@
       </w:rPr>
     </w:lvl>
   </w:abstractNum>
-  <w:abstractNum w:abstractNumId="8">
+  <w:abstractNum w:abstractNumId="12" w15:restartNumberingAfterBreak="0">
     <w:nsid w:val="32CE4458"/>
     <w:multiLevelType w:val="hybridMultilevel"/>
     <w:tmpl w:val="38B49A84"/>
@@ -6752,7 +6885,7 @@
       </w:pPr>
     </w:lvl>
   </w:abstractNum>
-  <w:abstractNum w:abstractNumId="9">
+  <w:abstractNum w:abstractNumId="13" w15:restartNumberingAfterBreak="0">
     <w:nsid w:val="3BF313FC"/>
     <w:multiLevelType w:val="multilevel"/>
     <w:tmpl w:val="DD467378"/>
@@ -6901,7 +7034,7 @@
       </w:rPr>
     </w:lvl>
   </w:abstractNum>
-  <w:abstractNum w:abstractNumId="10">
+  <w:abstractNum w:abstractNumId="14" w15:restartNumberingAfterBreak="0">
     <w:nsid w:val="40CE696D"/>
     <w:multiLevelType w:val="multilevel"/>
     <w:tmpl w:val="AF2A76D0"/>
@@ -7050,7 +7183,7 @@
       </w:rPr>
     </w:lvl>
   </w:abstractNum>
-  <w:abstractNum w:abstractNumId="11">
+  <w:abstractNum w:abstractNumId="15" w15:restartNumberingAfterBreak="0">
     <w:nsid w:val="48C91186"/>
     <w:multiLevelType w:val="multilevel"/>
     <w:tmpl w:val="FD0AFAE6"/>
@@ -7199,7 +7332,7 @@
       </w:rPr>
     </w:lvl>
   </w:abstractNum>
-  <w:abstractNum w:abstractNumId="12">
+  <w:abstractNum w:abstractNumId="16" w15:restartNumberingAfterBreak="0">
     <w:nsid w:val="49423021"/>
     <w:multiLevelType w:val="hybridMultilevel"/>
     <w:tmpl w:val="5184CF54"/>
@@ -7288,7 +7421,7 @@
       </w:pPr>
     </w:lvl>
   </w:abstractNum>
-  <w:abstractNum w:abstractNumId="13">
+  <w:abstractNum w:abstractNumId="17" w15:restartNumberingAfterBreak="0">
     <w:nsid w:val="54EB0F0B"/>
     <w:multiLevelType w:val="multilevel"/>
     <w:tmpl w:val="26DC2C44"/>
@@ -7410,7 +7543,93 @@
       </w:rPr>
     </w:lvl>
   </w:abstractNum>
-  <w:abstractNum w:abstractNumId="14">
+  <w:abstractNum w:abstractNumId="18" w15:restartNumberingAfterBreak="0">
+    <w:nsid w:val="569F50EE"/>
+    <w:multiLevelType w:val="hybridMultilevel"/>
+    <w:tmpl w:val="1BE0CC14"/>
+    <w:lvl w:ilvl="0" w:tplc="FFFFFFFF">
+      <w:start w:val="1"/>
+      <w:numFmt w:val="decimal"/>
+      <w:lvlText w:val="%1."/>
+      <w:lvlJc w:val="left"/>
+      <w:pPr>
+        <w:ind w:left="1068" w:hanging="360"/>
+      </w:pPr>
+    </w:lvl>
+    <w:lvl w:ilvl="1" w:tplc="0419000F">
+      <w:start w:val="1"/>
+      <w:numFmt w:val="decimal"/>
+      <w:lvlText w:val="%2."/>
+      <w:lvlJc w:val="left"/>
+      <w:pPr>
+        <w:ind w:left="1788" w:hanging="360"/>
+      </w:pPr>
+    </w:lvl>
+    <w:lvl w:ilvl="2" w:tplc="FFFFFFFF" w:tentative="1">
+      <w:start w:val="1"/>
+      <w:numFmt w:val="lowerRoman"/>
+      <w:lvlText w:val="%3."/>
+      <w:lvlJc w:val="right"/>
+      <w:pPr>
+        <w:ind w:left="2508" w:hanging="180"/>
+      </w:pPr>
+    </w:lvl>
+    <w:lvl w:ilvl="3" w:tplc="FFFFFFFF" w:tentative="1">
+      <w:start w:val="1"/>
+      <w:numFmt w:val="decimal"/>
+      <w:lvlText w:val="%4."/>
+      <w:lvlJc w:val="left"/>
+      <w:pPr>
+        <w:ind w:left="3228" w:hanging="360"/>
+      </w:pPr>
+    </w:lvl>
+    <w:lvl w:ilvl="4" w:tplc="FFFFFFFF" w:tentative="1">
+      <w:start w:val="1"/>
+      <w:numFmt w:val="lowerLetter"/>
+      <w:lvlText w:val="%5."/>
+      <w:lvlJc w:val="left"/>
+      <w:pPr>
+        <w:ind w:left="3948" w:hanging="360"/>
+      </w:pPr>
+    </w:lvl>
+    <w:lvl w:ilvl="5" w:tplc="FFFFFFFF" w:tentative="1">
+      <w:start w:val="1"/>
+      <w:numFmt w:val="lowerRoman"/>
+      <w:lvlText w:val="%6."/>
+      <w:lvlJc w:val="right"/>
+      <w:pPr>
+        <w:ind w:left="4668" w:hanging="180"/>
+      </w:pPr>
+    </w:lvl>
+    <w:lvl w:ilvl="6" w:tplc="FFFFFFFF" w:tentative="1">
+      <w:start w:val="1"/>
+      <w:numFmt w:val="decimal"/>
+      <w:lvlText w:val="%7."/>
+      <w:lvlJc w:val="left"/>
+      <w:pPr>
+        <w:ind w:left="5388" w:hanging="360"/>
+      </w:pPr>
+    </w:lvl>
+    <w:lvl w:ilvl="7" w:tplc="FFFFFFFF" w:tentative="1">
+      <w:start w:val="1"/>
+      <w:numFmt w:val="lowerLetter"/>
+      <w:lvlText w:val="%8."/>
+      <w:lvlJc w:val="left"/>
+      <w:pPr>
+        <w:ind w:left="6108" w:hanging="360"/>
+      </w:pPr>
+    </w:lvl>
+    <w:lvl w:ilvl="8" w:tplc="FFFFFFFF" w:tentative="1">
+      <w:start w:val="1"/>
+      <w:numFmt w:val="lowerRoman"/>
+      <w:lvlText w:val="%9."/>
+      <w:lvlJc w:val="right"/>
+      <w:pPr>
+        <w:ind w:left="6828" w:hanging="180"/>
+      </w:pPr>
+    </w:lvl>
+  </w:abstractNum>
+  <w:abstractNum w:abstractNumId="19" w15:restartNumberingAfterBreak="0">
     <w:nsid w:val="56DC7B9F"/>
     <w:multiLevelType w:val="multilevel"/>
     <w:tmpl w:val="26DC2C44"/>
@@ -7532,7 +7751,7 @@
       </w:rPr>
     </w:lvl>
   </w:abstractNum>
-  <w:abstractNum w:abstractNumId="15">
+  <w:abstractNum w:abstractNumId="20" w15:restartNumberingAfterBreak="0">
     <w:nsid w:val="57DB4228"/>
     <w:multiLevelType w:val="hybridMultilevel"/>
     <w:tmpl w:val="FEAA452A"/>
@@ -7622,7 +7841,7 @@
       </w:pPr>
     </w:lvl>
   </w:abstractNum>
-  <w:abstractNum w:abstractNumId="16">
+  <w:abstractNum w:abstractNumId="21" w15:restartNumberingAfterBreak="0">
     <w:nsid w:val="5C5E4CD0"/>
     <w:multiLevelType w:val="hybridMultilevel"/>
     <w:tmpl w:val="17488078"/>
@@ -7708,7 +7927,7 @@
       </w:pPr>
     </w:lvl>
   </w:abstractNum>
-  <w:abstractNum w:abstractNumId="17">
+  <w:abstractNum w:abstractNumId="22" w15:restartNumberingAfterBreak="0">
     <w:nsid w:val="5D58341B"/>
     <w:multiLevelType w:val="hybridMultilevel"/>
     <w:tmpl w:val="351E2C28"/>
@@ -7821,7 +8040,7 @@
       </w:rPr>
     </w:lvl>
   </w:abstractNum>
-  <w:abstractNum w:abstractNumId="18">
+  <w:abstractNum w:abstractNumId="23" w15:restartNumberingAfterBreak="0">
     <w:nsid w:val="5E437D30"/>
     <w:multiLevelType w:val="hybridMultilevel"/>
     <w:tmpl w:val="01B03E8A"/>
@@ -7907,7 +8126,7 @@
       </w:pPr>
     </w:lvl>
   </w:abstractNum>
-  <w:abstractNum w:abstractNumId="19">
+  <w:abstractNum w:abstractNumId="24" w15:restartNumberingAfterBreak="0">
     <w:nsid w:val="5F242CDE"/>
     <w:multiLevelType w:val="multilevel"/>
     <w:tmpl w:val="06B6D946"/>
@@ -8056,7 +8275,7 @@
       </w:rPr>
     </w:lvl>
   </w:abstractNum>
-  <w:abstractNum w:abstractNumId="20">
+  <w:abstractNum w:abstractNumId="25" w15:restartNumberingAfterBreak="0">
     <w:nsid w:val="5F2C7450"/>
     <w:multiLevelType w:val="hybridMultilevel"/>
     <w:tmpl w:val="6A326040"/>
@@ -8145,7 +8364,7 @@
       </w:pPr>
     </w:lvl>
   </w:abstractNum>
-  <w:abstractNum w:abstractNumId="21">
+  <w:abstractNum w:abstractNumId="26" w15:restartNumberingAfterBreak="0">
     <w:nsid w:val="660E662F"/>
     <w:multiLevelType w:val="hybridMultilevel"/>
     <w:tmpl w:val="B44C4416"/>
@@ -8234,7 +8453,7 @@
       </w:pPr>
     </w:lvl>
   </w:abstractNum>
-  <w:abstractNum w:abstractNumId="22">
+  <w:abstractNum w:abstractNumId="27" w15:restartNumberingAfterBreak="0">
     <w:nsid w:val="66C8662A"/>
     <w:multiLevelType w:val="hybridMultilevel"/>
     <w:tmpl w:val="1D98C9F4"/>
@@ -8323,7 +8542,7 @@
       </w:pPr>
     </w:lvl>
   </w:abstractNum>
-  <w:abstractNum w:abstractNumId="23">
+  <w:abstractNum w:abstractNumId="28" w15:restartNumberingAfterBreak="0">
     <w:nsid w:val="6D437C6D"/>
     <w:multiLevelType w:val="multilevel"/>
     <w:tmpl w:val="26DC2C44"/>
@@ -8445,7 +8664,7 @@
       </w:rPr>
     </w:lvl>
   </w:abstractNum>
-  <w:abstractNum w:abstractNumId="24">
+  <w:abstractNum w:abstractNumId="29" w15:restartNumberingAfterBreak="0">
     <w:nsid w:val="719365F3"/>
     <w:multiLevelType w:val="hybridMultilevel"/>
     <w:tmpl w:val="E13AFADE"/>
@@ -8558,7 +8777,7 @@
       </w:rPr>
     </w:lvl>
   </w:abstractNum>
-  <w:abstractNum w:abstractNumId="25">
+  <w:abstractNum w:abstractNumId="30" w15:restartNumberingAfterBreak="0">
     <w:nsid w:val="73EB3D72"/>
     <w:multiLevelType w:val="hybridMultilevel"/>
     <w:tmpl w:val="F49CB7FA"/>
@@ -8671,7 +8890,7 @@
       </w:rPr>
     </w:lvl>
   </w:abstractNum>
-  <w:abstractNum w:abstractNumId="26">
+  <w:abstractNum w:abstractNumId="31" w15:restartNumberingAfterBreak="0">
     <w:nsid w:val="7BCC1059"/>
     <w:multiLevelType w:val="hybridMultilevel"/>
     <w:tmpl w:val="AF946E5A"/>
@@ -8760,7 +8979,7 @@
       </w:pPr>
     </w:lvl>
   </w:abstractNum>
-  <w:abstractNum w:abstractNumId="27">
+  <w:abstractNum w:abstractNumId="32" w15:restartNumberingAfterBreak="0">
     <w:nsid w:val="7CEB26C5"/>
     <w:multiLevelType w:val="hybridMultilevel"/>
     <w:tmpl w:val="214A740A"/>
@@ -8873,95 +9092,110 @@
       </w:rPr>
     </w:lvl>
   </w:abstractNum>
-  <w:num w:numId="1">
+  <w:num w:numId="1" w16cid:durableId="237516821">
     <w:abstractNumId w:val="1"/>
   </w:num>
-  <w:num w:numId="2">
+  <w:num w:numId="2" w16cid:durableId="65997116">
+    <w:abstractNumId w:val="8"/>
+  </w:num>
+  <w:num w:numId="3" w16cid:durableId="818306069">
+    <w:abstractNumId w:val="23"/>
+  </w:num>
+  <w:num w:numId="4" w16cid:durableId="744491700">
+    <w:abstractNumId w:val="16"/>
+  </w:num>
+  <w:num w:numId="5" w16cid:durableId="1127966799">
+    <w:abstractNumId w:val="11"/>
+  </w:num>
+  <w:num w:numId="6" w16cid:durableId="2134984003">
+    <w:abstractNumId w:val="24"/>
+  </w:num>
+  <w:num w:numId="7" w16cid:durableId="1403795331">
+    <w:abstractNumId w:val="15"/>
+  </w:num>
+  <w:num w:numId="8" w16cid:durableId="917790840">
+    <w:abstractNumId w:val="14"/>
+  </w:num>
+  <w:num w:numId="9" w16cid:durableId="476535751">
+    <w:abstractNumId w:val="13"/>
+  </w:num>
+  <w:num w:numId="10" w16cid:durableId="1321157394">
+    <w:abstractNumId w:val="20"/>
+  </w:num>
+  <w:num w:numId="11" w16cid:durableId="1707636111">
+    <w:abstractNumId w:val="26"/>
+  </w:num>
+  <w:num w:numId="12" w16cid:durableId="1929927002">
+    <w:abstractNumId w:val="12"/>
+  </w:num>
+  <w:num w:numId="13" w16cid:durableId="301277906">
+    <w:abstractNumId w:val="31"/>
+  </w:num>
+  <w:num w:numId="14" w16cid:durableId="1727215055">
+    <w:abstractNumId w:val="21"/>
+  </w:num>
+  <w:num w:numId="15" w16cid:durableId="461845981">
+    <w:abstractNumId w:val="25"/>
+  </w:num>
+  <w:num w:numId="16" w16cid:durableId="593320964">
+    <w:abstractNumId w:val="4"/>
+  </w:num>
+  <w:num w:numId="17" w16cid:durableId="1704279797">
+    <w:abstractNumId w:val="30"/>
+  </w:num>
+  <w:num w:numId="18" w16cid:durableId="1124735441">
+    <w:abstractNumId w:val="32"/>
+  </w:num>
+  <w:num w:numId="19" w16cid:durableId="524948874">
+    <w:abstractNumId w:val="0"/>
+  </w:num>
+  <w:num w:numId="20" w16cid:durableId="76370762">
+    <w:abstractNumId w:val="22"/>
+  </w:num>
+  <w:num w:numId="21" w16cid:durableId="895046963">
+    <w:abstractNumId w:val="27"/>
+  </w:num>
+  <w:num w:numId="22" w16cid:durableId="1974367868">
+    <w:abstractNumId w:val="2"/>
+  </w:num>
+  <w:num w:numId="23" w16cid:durableId="2114812510">
+    <w:abstractNumId w:val="29"/>
+  </w:num>
+  <w:num w:numId="24" w16cid:durableId="1089544840">
+    <w:abstractNumId w:val="7"/>
+  </w:num>
+  <w:num w:numId="25" w16cid:durableId="186915441">
+    <w:abstractNumId w:val="10"/>
+  </w:num>
+  <w:num w:numId="26" w16cid:durableId="914316225">
+    <w:abstractNumId w:val="17"/>
+  </w:num>
+  <w:num w:numId="27" w16cid:durableId="231084239">
+    <w:abstractNumId w:val="19"/>
+  </w:num>
+  <w:num w:numId="28" w16cid:durableId="380787639">
+    <w:abstractNumId w:val="28"/>
+  </w:num>
+  <w:num w:numId="29" w16cid:durableId="1072311712">
+    <w:abstractNumId w:val="9"/>
+  </w:num>
+  <w:num w:numId="30" w16cid:durableId="1066955278">
+    <w:abstractNumId w:val="3"/>
+  </w:num>
+  <w:num w:numId="31" w16cid:durableId="1407608436">
+    <w:abstractNumId w:val="6"/>
+  </w:num>
+  <w:num w:numId="32" w16cid:durableId="1889150687">
     <w:abstractNumId w:val="5"/>
   </w:num>
-  <w:num w:numId="3">
+  <w:num w:numId="33" w16cid:durableId="1953516682">
     <w:abstractNumId w:val="18"/>
-  </w:num>
-  <w:num w:numId="4">
-    <w:abstractNumId w:val="12"/>
-  </w:num>
-  <w:num w:numId="5">
-    <w:abstractNumId w:val="7"/>
-  </w:num>
-  <w:num w:numId="6">
-    <w:abstractNumId w:val="19"/>
-  </w:num>
-  <w:num w:numId="7">
-    <w:abstractNumId w:val="11"/>
-  </w:num>
-  <w:num w:numId="8">
-    <w:abstractNumId w:val="10"/>
-  </w:num>
-  <w:num w:numId="9">
-    <w:abstractNumId w:val="9"/>
-  </w:num>
-  <w:num w:numId="10">
-    <w:abstractNumId w:val="15"/>
-  </w:num>
-  <w:num w:numId="11">
-    <w:abstractNumId w:val="21"/>
-  </w:num>
-  <w:num w:numId="12">
-    <w:abstractNumId w:val="8"/>
-  </w:num>
-  <w:num w:numId="13">
-    <w:abstractNumId w:val="26"/>
-  </w:num>
-  <w:num w:numId="14">
-    <w:abstractNumId w:val="16"/>
-  </w:num>
-  <w:num w:numId="15">
-    <w:abstractNumId w:val="20"/>
-  </w:num>
-  <w:num w:numId="16">
-    <w:abstractNumId w:val="3"/>
-  </w:num>
-  <w:num w:numId="17">
-    <w:abstractNumId w:val="25"/>
-  </w:num>
-  <w:num w:numId="18">
-    <w:abstractNumId w:val="27"/>
-  </w:num>
-  <w:num w:numId="19">
-    <w:abstractNumId w:val="0"/>
-  </w:num>
-  <w:num w:numId="20">
-    <w:abstractNumId w:val="17"/>
-  </w:num>
-  <w:num w:numId="21">
-    <w:abstractNumId w:val="22"/>
-  </w:num>
-  <w:num w:numId="22">
-    <w:abstractNumId w:val="2"/>
-  </w:num>
-  <w:num w:numId="23">
-    <w:abstractNumId w:val="24"/>
-  </w:num>
-  <w:num w:numId="24">
-    <w:abstractNumId w:val="4"/>
-  </w:num>
-  <w:num w:numId="25">
-    <w:abstractNumId w:val="6"/>
-  </w:num>
-  <w:num w:numId="26">
-    <w:abstractNumId w:val="13"/>
-  </w:num>
-  <w:num w:numId="27">
-    <w:abstractNumId w:val="14"/>
-  </w:num>
-  <w:num w:numId="28">
-    <w:abstractNumId w:val="23"/>
   </w:num>
 </w:numbering>
 </file>
 
 <file path=word/styles.xml><?xml version="1.0" encoding="utf-8"?>
-<w:styles xmlns:mc="http://schemas.openxmlformats.org/markup-compatibility/2006" xmlns:r="http://schemas.openxmlformats.org/officeDocument/2006/relationships" xmlns:w="http://schemas.openxmlformats.org/wordprocessingml/2006/main" xmlns:w14="http://schemas.microsoft.com/office/word/2010/wordml" xmlns:w15="http://schemas.microsoft.com/office/word/2012/wordml" mc:Ignorable="w14 w15">
+<w:styles xmlns:mc="http://schemas.openxmlformats.org/markup-compatibility/2006" xmlns:r="http://schemas.openxmlformats.org/officeDocument/2006/relationships" xmlns:w="http://schemas.openxmlformats.org/wordprocessingml/2006/main" xmlns:w14="http://schemas.microsoft.com/office/word/2010/wordml" xmlns:w15="http://schemas.microsoft.com/office/word/2012/wordml" xmlns:w16cex="http://schemas.microsoft.com/office/word/2018/wordml/cex" xmlns:w16cid="http://schemas.microsoft.com/office/word/2016/wordml/cid" xmlns:w16="http://schemas.microsoft.com/office/word/2018/wordml" xmlns:w16du="http://schemas.microsoft.com/office/word/2023/wordml/word16du" xmlns:w16sdtdh="http://schemas.microsoft.com/office/word/2020/wordml/sdtdatahash" xmlns:w16sdtfl="http://schemas.microsoft.com/office/word/2024/wordml/sdtformatlock" xmlns:w16se="http://schemas.microsoft.com/office/word/2015/wordml/symex" mc:Ignorable="w14 w15 w16se w16cid w16 w16cex w16sdtdh w16sdtfl w16du">
   <w:docDefaults>
     <w:rPrDefault>
       <w:rPr>
@@ -8979,7 +9213,7 @@
       </w:pPr>
     </w:pPrDefault>
   </w:docDefaults>
-  <w:latentStyles w:defLockedState="0" w:defUIPriority="99" w:defSemiHidden="0" w:defUnhideWhenUsed="0" w:defQFormat="0" w:count="371">
+  <w:latentStyles w:defLockedState="0" w:defUIPriority="99" w:defSemiHidden="0" w:defUnhideWhenUsed="0" w:defQFormat="0" w:count="376">
     <w:lsdException w:name="Normal" w:uiPriority="0" w:qFormat="1"/>
     <w:lsdException w:name="heading 1" w:uiPriority="9" w:qFormat="1"/>
     <w:lsdException w:name="heading 2" w:semiHidden="1" w:uiPriority="9" w:unhideWhenUsed="1" w:qFormat="1"/>
@@ -9351,6 +9585,11 @@
     <w:lsdException w:name="List Table 5 Dark Accent 6" w:uiPriority="50"/>
     <w:lsdException w:name="List Table 6 Colorful Accent 6" w:uiPriority="51"/>
     <w:lsdException w:name="List Table 7 Colorful Accent 6" w:uiPriority="52"/>
+    <w:lsdException w:name="Mention" w:semiHidden="1" w:unhideWhenUsed="1"/>
+    <w:lsdException w:name="Smart Hyperlink" w:semiHidden="1" w:unhideWhenUsed="1"/>
+    <w:lsdException w:name="Hashtag" w:semiHidden="1" w:unhideWhenUsed="1"/>
+    <w:lsdException w:name="Unresolved Mention" w:semiHidden="1" w:unhideWhenUsed="1"/>
+    <w:lsdException w:name="Smart Link" w:semiHidden="1" w:unhideWhenUsed="1"/>
   </w:latentStyles>
   <w:style w:type="paragraph" w:default="1" w:styleId="a">
     <w:name w:val="Normal"/>
@@ -9731,7 +9970,7 @@
     </w:rPr>
   </w:style>
   <w:style w:type="character" w:customStyle="1" w:styleId="a4">
-    <w:name w:val="Название Знак"/>
+    <w:name w:val="Заголовок Знак"/>
     <w:basedOn w:val="a0"/>
     <w:link w:val="a3"/>
     <w:uiPriority w:val="10"/>
@@ -9924,7 +10163,6 @@
       <w14:ligatures w14:val="none"/>
     </w:rPr>
     <w:tblPr>
-      <w:tblInd w:w="0" w:type="dxa"/>
       <w:tblBorders>
         <w:top w:val="single" w:sz="4" w:space="0" w:color="auto"/>
         <w:left w:val="single" w:sz="4" w:space="0" w:color="auto"/>
@@ -9933,12 +10171,6 @@
         <w:insideH w:val="single" w:sz="4" w:space="0" w:color="auto"/>
         <w:insideV w:val="single" w:sz="4" w:space="0" w:color="auto"/>
       </w:tblBorders>
-      <w:tblCellMar>
-        <w:top w:w="0" w:type="dxa"/>
-        <w:left w:w="108" w:type="dxa"/>
-        <w:bottom w:w="0" w:type="dxa"/>
-        <w:right w:w="108" w:type="dxa"/>
-      </w:tblCellMar>
     </w:tblPr>
   </w:style>
   <w:style w:type="paragraph" w:styleId="af0">
